--- a/Báo cáo/Cac mẫu điền/BaoCao_NXT_final.docx
+++ b/Báo cáo/Cac mẫu điền/BaoCao_NXT_final.docx
@@ -13114,16 +13114,795 @@
       <w:pPr>
         <w:pStyle w:val="Doan"/>
       </w:pPr>
+    </w:p>
+    <w:p>
+      <w:pPr>
+        <w:pStyle w:val="Doan"/>
+      </w:pPr>
+      <w:r>
+        <w:t>Quy trình quản lý tuyển dụng được mô tả chi tiết qua sơ đồ luồng (flowchart) thể hiện rõ ràng trình tự các bước, vai trò chịu trách nhiệm của từng bộ phận và các điều kiện quyết định (phê duyệt/chưa duyệt). Quy trình này được thiết kế phù hợp với môi trường doanh nghiệp Việt Nam, tuân thủ các nguyên tắc minh bạch, đa cấp phê duyệt và tích hợp chặt chẽ giữa các phòng ban liên quan.</w:t>
+      </w:r>
+    </w:p>
+    <w:p>
+      <w:pPr>
+        <w:pStyle w:val="Doan"/>
+      </w:pPr>
+      <w:r>
+        <w:t xml:space="preserve">Quy trình bắt đầu từ </w:t>
+      </w:r>
+      <w:r>
+        <w:rPr>
+          <w:b/>
+          <w:bCs/>
+        </w:rPr>
+        <w:t>kế hoạch sản xuất kinh doanh hàng năm</w:t>
+      </w:r>
+      <w:r>
+        <w:t xml:space="preserve"> của doanh nghiệp, làm cơ sở để xác định nhu cầu nhân sự dài hạn. Phòng Tổ chức - Cán bộ - Lao động (TCCB-LD) đóng vai trò trung tâm, chịu trách nhiệm chính trong việc thu thập, phân tích và đề xuất nhu cầu tuyển dụng.</w:t>
+      </w:r>
+    </w:p>
+    <w:p>
+      <w:pPr>
+        <w:pStyle w:val="Doan"/>
+        <w:numPr>
+          <w:ilvl w:val="0"/>
+          <w:numId w:val="14"/>
+        </w:numPr>
+      </w:pPr>
+      <w:r>
+        <w:rPr>
+          <w:b/>
+          <w:bCs/>
+        </w:rPr>
+        <w:lastRenderedPageBreak/>
+        <w:t>Bước đầu tiên</w:t>
+      </w:r>
+      <w:r>
+        <w:t>: Phòng TCCB-LD xác định nhu cầu lao động dựa trên kế hoạch kinh doanh, sau đó đề xuất tuyển dụng và chuyển cho các đơn vị liên quan (các phòng ban cần nhân sự) để lấy ý kiến. Các đơn vị liên quan sẽ xác định chi tiết nhu cầu tuyển dụng cụ thể (số lượng, vị trí, yêu cầu kỹ năng, thời gian bắt đầu…).</w:t>
+      </w:r>
+    </w:p>
+    <w:p>
+      <w:pPr>
+        <w:pStyle w:val="Doan"/>
+        <w:numPr>
+          <w:ilvl w:val="0"/>
+          <w:numId w:val="14"/>
+        </w:numPr>
+      </w:pPr>
+      <w:r>
+        <w:rPr>
+          <w:b/>
+          <w:bCs/>
+        </w:rPr>
+        <w:t>Bước lập đề xuất</w:t>
+      </w:r>
+      <w:r>
+        <w:t xml:space="preserve">: Ban phụ trách tuyển dụng (hoặc Phòng TCCB-LD) tổng hợp thông tin và tạo </w:t>
+      </w:r>
+      <w:r>
+        <w:rPr>
+          <w:b/>
+          <w:bCs/>
+        </w:rPr>
+        <w:t>xuất tuyển dụng</w:t>
+      </w:r>
+      <w:r>
+        <w:t xml:space="preserve"> (đề xuất tuyển dụng chính thức), bao gồm mô tả công việc (JD), yêu cầu ứng viên, mức lương dự kiến và ngân sách. Đề xuất này được chuyển lên </w:t>
+      </w:r>
+      <w:r>
+        <w:rPr>
+          <w:b/>
+          <w:bCs/>
+        </w:rPr>
+        <w:t>Ban Giám đốc/ Giám đốc điều hành (TGD/GĐ)</w:t>
+      </w:r>
+      <w:r>
+        <w:t xml:space="preserve"> để xem xét.</w:t>
+      </w:r>
+    </w:p>
+    <w:p>
+      <w:pPr>
+        <w:pStyle w:val="Doan"/>
+        <w:numPr>
+          <w:ilvl w:val="0"/>
+          <w:numId w:val="14"/>
+        </w:numPr>
+        <w:rPr>
+          <w:lang w:val="en-US"/>
+        </w:rPr>
+      </w:pPr>
+      <w:r>
+        <w:rPr>
+          <w:b/>
+          <w:bCs/>
+          <w:lang w:val="en-US"/>
+        </w:rPr>
+        <w:t>Quy trình phê duyệt</w:t>
+      </w:r>
+      <w:r>
+        <w:rPr>
+          <w:lang w:val="en-US"/>
+        </w:rPr>
+        <w:t>:</w:t>
+      </w:r>
+    </w:p>
+    <w:p>
+      <w:pPr>
+        <w:pStyle w:val="Doan"/>
+        <w:numPr>
+          <w:ilvl w:val="1"/>
+          <w:numId w:val="14"/>
+        </w:numPr>
+        <w:rPr>
+          <w:lang w:val="en-US"/>
+        </w:rPr>
+      </w:pPr>
+      <w:r>
+        <w:rPr>
+          <w:lang w:val="en-US"/>
+        </w:rPr>
+        <w:t>Nếu đề xuất phù hợp (hợp lý về nhu cầu, ngân sách và chiến lược), TGD/GĐ phê duyệt → chuyển sang bước lập kế hoạch tuyển dụng chi tiết.</w:t>
+      </w:r>
+    </w:p>
+    <w:p>
+      <w:pPr>
+        <w:pStyle w:val="Doan"/>
+        <w:numPr>
+          <w:ilvl w:val="1"/>
+          <w:numId w:val="14"/>
+        </w:numPr>
+        <w:rPr>
+          <w:lang w:val="en-US"/>
+        </w:rPr>
+      </w:pPr>
+      <w:r>
+        <w:rPr>
+          <w:lang w:val="en-US"/>
+        </w:rPr>
+        <w:t>Nếu chưa hợp lý, yêu cầu điều chỉnh nội bộ (các phòng ban liên quan chỉnh sửa) và quay lại vòng xác định nhu cầu để bổ sung/thay đổi.</w:t>
+      </w:r>
+    </w:p>
+    <w:p>
+      <w:pPr>
+        <w:pStyle w:val="Doan"/>
+        <w:numPr>
+          <w:ilvl w:val="0"/>
+          <w:numId w:val="14"/>
+        </w:numPr>
+        <w:rPr>
+          <w:lang w:val="en-US"/>
+        </w:rPr>
+      </w:pPr>
+      <w:r>
+        <w:rPr>
+          <w:b/>
+          <w:bCs/>
+          <w:lang w:val="en-US"/>
+        </w:rPr>
+        <w:t>Sau khi phê duyệt kế hoạch</w:t>
+      </w:r>
+      <w:r>
+        <w:rPr>
+          <w:lang w:val="en-US"/>
+        </w:rPr>
+        <w:t>: Phòng TCCB-LD lập kế hoạch tuyển dụng cụ thể (kênh đăng tin, thời gian, ngân sách chi tiết), thông báo tuyển dụng rộng rãi (website công ty, các trang việc làm, mạng xã hội…).</w:t>
+      </w:r>
+    </w:p>
+    <w:p>
+      <w:pPr>
+        <w:pStyle w:val="Doan"/>
+        <w:numPr>
+          <w:ilvl w:val="0"/>
+          <w:numId w:val="14"/>
+        </w:numPr>
+        <w:rPr>
+          <w:lang w:val="en-US"/>
+        </w:rPr>
+      </w:pPr>
+      <w:r>
+        <w:rPr>
+          <w:b/>
+          <w:bCs/>
+          <w:lang w:val="en-US"/>
+        </w:rPr>
+        <w:t>Giai đoạn sàng lọc và đánh giá</w:t>
+      </w:r>
+      <w:r>
+        <w:rPr>
+          <w:lang w:val="en-US"/>
+        </w:rPr>
+        <w:t>:</w:t>
+      </w:r>
+    </w:p>
+    <w:p>
+      <w:pPr>
+        <w:pStyle w:val="Doan"/>
+        <w:numPr>
+          <w:ilvl w:val="1"/>
+          <w:numId w:val="14"/>
+        </w:numPr>
+        <w:rPr>
+          <w:lang w:val="en-US"/>
+        </w:rPr>
+      </w:pPr>
+      <w:r>
+        <w:rPr>
+          <w:lang w:val="en-US"/>
+        </w:rPr>
+        <w:t>Tiếp nhận hồ sơ ứng viên → sàng lọc sơ bộ (xét duyệt hồ sơ).</w:t>
+      </w:r>
+    </w:p>
+    <w:p>
+      <w:pPr>
+        <w:pStyle w:val="Doan"/>
+        <w:numPr>
+          <w:ilvl w:val="1"/>
+          <w:numId w:val="14"/>
+        </w:numPr>
+        <w:rPr>
+          <w:lang w:val="en-US"/>
+        </w:rPr>
+      </w:pPr>
+      <w:r>
+        <w:rPr>
+          <w:lang w:val="en-US"/>
+        </w:rPr>
+        <w:t>Nếu đạt → tiến hành kiểm tra, phỏng vấn, thử tuyển (có thể bao gồm kiểm tra kỹ năng, đánh giá năng lực).</w:t>
+      </w:r>
+    </w:p>
+    <w:p>
+      <w:pPr>
+        <w:pStyle w:val="Doan"/>
+        <w:numPr>
+          <w:ilvl w:val="1"/>
+          <w:numId w:val="14"/>
+        </w:numPr>
+        <w:rPr>
+          <w:lang w:val="en-US"/>
+        </w:rPr>
+      </w:pPr>
+      <w:r>
+        <w:rPr>
+          <w:lang w:val="en-US"/>
+        </w:rPr>
+        <w:t>Nếu đạt yêu cầu → ra quyết định tuyển dụng và thông báo cho ứng viên.</w:t>
+      </w:r>
+    </w:p>
+    <w:p>
+      <w:pPr>
+        <w:pStyle w:val="Doan"/>
+        <w:numPr>
+          <w:ilvl w:val="0"/>
+          <w:numId w:val="14"/>
+        </w:numPr>
+        <w:rPr>
+          <w:lang w:val="en-US"/>
+        </w:rPr>
+      </w:pPr>
+      <w:r>
+        <w:rPr>
+          <w:b/>
+          <w:bCs/>
+          <w:lang w:val="en-US"/>
+        </w:rPr>
+        <w:t>Giai đoạn cuối</w:t>
+      </w:r>
+      <w:r>
+        <w:rPr>
+          <w:lang w:val="en-US"/>
+        </w:rPr>
+        <w:t>: Ký hợp đồng lao động (thử việc hoặc chính thức), lưu hồ sơ và đánh giá sau thử việc (thường sau 1-2 tháng) để quyết định chính thức hóa hoặc chấm dứt.</w:t>
+      </w:r>
+    </w:p>
+    <w:p>
+      <w:pPr>
+        <w:pStyle w:val="Doan"/>
+        <w:rPr>
+          <w:lang w:val="en-US"/>
+        </w:rPr>
+      </w:pPr>
+      <w:r>
+        <w:rPr>
+          <w:lang w:val="en-US"/>
+        </w:rPr>
+        <w:t>Toàn bộ quy trình nhấn mạnh vai trò phê duyệt đa cấp (Phòng TCCB-LD → Các đơn vị liên quan → TGD/GĐ → Hội đồng quản trị - HDQT nếu cần cho vị trí cấp cao), đảm bảo tính minh bạch, tuân thủ pháp luật lao động Việt Nam (Bộ luật Lao động, quy định về hợp đồng thử việc, BHXH…) và giảm thiểu rủi ro tuyển dụng sai người.</w:t>
+      </w:r>
+    </w:p>
+    <w:p>
+      <w:pPr>
+        <w:pStyle w:val="Doan"/>
+        <w:rPr>
+          <w:lang w:val="en-US"/>
+        </w:rPr>
+      </w:pPr>
+    </w:p>
+    <w:p>
+      <w:pPr>
+        <w:pStyle w:val="Doan"/>
+        <w:rPr>
+          <w:lang w:val="en-US"/>
+        </w:rPr>
+      </w:pPr>
+      <w:r>
+        <w:rPr>
+          <w:b/>
+          <w:bCs/>
+          <w:lang w:val="en-US"/>
+        </w:rPr>
+        <w:lastRenderedPageBreak/>
+        <w:t>3.4.2. Use case</w:t>
+      </w:r>
+    </w:p>
+    <w:p>
+      <w:pPr>
+        <w:pStyle w:val="Doan"/>
+        <w:rPr>
+          <w:lang w:val="en-US"/>
+        </w:rPr>
+      </w:pPr>
+      <w:r>
+        <w:rPr>
+          <w:lang w:val="en-US"/>
+        </w:rPr>
+        <w:t>Use case mô tả các tình huống sử dụng chính của hệ thống quản lý tuyển dụng (trong bối cảnh tùy chỉnh trên Odoo hoặc ERP tùy chỉnh):</w:t>
+      </w:r>
+    </w:p>
+    <w:p>
+      <w:pPr>
+        <w:pStyle w:val="Doan"/>
+        <w:numPr>
+          <w:ilvl w:val="0"/>
+          <w:numId w:val="15"/>
+        </w:numPr>
+        <w:rPr>
+          <w:lang w:val="en-US"/>
+        </w:rPr>
+      </w:pPr>
+      <w:r>
+        <w:rPr>
+          <w:b/>
+          <w:bCs/>
+          <w:lang w:val="en-US"/>
+        </w:rPr>
+        <w:t>Use case 1: Lập và phê duyệt đề xuất tuyển dụng</w:t>
+      </w:r>
+    </w:p>
+    <w:p>
+      <w:pPr>
+        <w:pStyle w:val="Doan"/>
+        <w:numPr>
+          <w:ilvl w:val="1"/>
+          <w:numId w:val="15"/>
+        </w:numPr>
+        <w:rPr>
+          <w:lang w:val="en-US"/>
+        </w:rPr>
+      </w:pPr>
+      <w:r>
+        <w:rPr>
+          <w:lang w:val="en-US"/>
+        </w:rPr>
+        <w:t>Actor: Trưởng phòng ban cần nhân sự / Phòng TCCB-LD.</w:t>
+      </w:r>
+    </w:p>
+    <w:p>
+      <w:pPr>
+        <w:pStyle w:val="Doan"/>
+        <w:numPr>
+          <w:ilvl w:val="1"/>
+          <w:numId w:val="15"/>
+        </w:numPr>
+        <w:rPr>
+          <w:lang w:val="en-US"/>
+        </w:rPr>
+      </w:pPr>
+      <w:r>
+        <w:rPr>
+          <w:lang w:val="en-US"/>
+        </w:rPr>
+        <w:t>Mô tả: Tạo yêu cầu tuyển dụng mới dựa trên nhu cầu kinh doanh, điền thông tin vị trí, số lượng, yêu cầu, ngân sách → submit để phê duyệt đa cấp (Trưởng phòng → TGD/GĐ). Hệ thống tự động gửi thông báo và theo dõi trạng thái (chờ duyệt, đã duyệt, từ chối).</w:t>
+      </w:r>
+    </w:p>
+    <w:p>
+      <w:pPr>
+        <w:pStyle w:val="Doan"/>
+        <w:numPr>
+          <w:ilvl w:val="0"/>
+          <w:numId w:val="15"/>
+        </w:numPr>
+        <w:rPr>
+          <w:lang w:val="en-US"/>
+        </w:rPr>
+      </w:pPr>
+      <w:r>
+        <w:rPr>
+          <w:b/>
+          <w:bCs/>
+          <w:lang w:val="en-US"/>
+        </w:rPr>
+        <w:t>Use case 2: Đăng tin tuyển dụng và tiếp nhận hồ sơ</w:t>
+      </w:r>
+    </w:p>
+    <w:p>
+      <w:pPr>
+        <w:pStyle w:val="Doan"/>
+        <w:numPr>
+          <w:ilvl w:val="1"/>
+          <w:numId w:val="15"/>
+        </w:numPr>
+        <w:rPr>
+          <w:lang w:val="en-US"/>
+        </w:rPr>
+      </w:pPr>
+      <w:r>
+        <w:rPr>
+          <w:lang w:val="en-US"/>
+        </w:rPr>
+        <w:t>Actor: Nhân viên TCCB-LD / Hệ thống tự động.</w:t>
+      </w:r>
+    </w:p>
+    <w:p>
+      <w:pPr>
+        <w:pStyle w:val="Doan"/>
+        <w:numPr>
+          <w:ilvl w:val="1"/>
+          <w:numId w:val="15"/>
+        </w:numPr>
+        <w:rPr>
+          <w:lang w:val="en-US"/>
+        </w:rPr>
+      </w:pPr>
+      <w:r>
+        <w:rPr>
+          <w:lang w:val="en-US"/>
+        </w:rPr>
+        <w:t>Mô tả: Sau khi kế hoạch được duyệt, hệ thống tự động tạo và đăng tin tuyển dụng lên các kênh (website, VietnamWorks, TopCV…). Ứng viên nộp CV qua portal → hệ thống lưu trữ vào talent pool, tự động sàng lọc sơ bộ (keyword matching, parse CV nếu tích hợp AI).</w:t>
+      </w:r>
+    </w:p>
+    <w:p>
+      <w:pPr>
+        <w:pStyle w:val="Doan"/>
+        <w:numPr>
+          <w:ilvl w:val="0"/>
+          <w:numId w:val="15"/>
+        </w:numPr>
+        <w:rPr>
+          <w:lang w:val="en-US"/>
+        </w:rPr>
+      </w:pPr>
+      <w:r>
+        <w:rPr>
+          <w:b/>
+          <w:bCs/>
+          <w:lang w:val="en-US"/>
+        </w:rPr>
+        <w:t>Use case 3: Sàng lọc, phỏng vấn và quyết định tuyển dụng</w:t>
+      </w:r>
+    </w:p>
+    <w:p>
+      <w:pPr>
+        <w:pStyle w:val="Doan"/>
+        <w:numPr>
+          <w:ilvl w:val="1"/>
+          <w:numId w:val="15"/>
+        </w:numPr>
+        <w:rPr>
+          <w:lang w:val="en-US"/>
+        </w:rPr>
+      </w:pPr>
+      <w:r>
+        <w:rPr>
+          <w:lang w:val="en-US"/>
+        </w:rPr>
+        <w:t>Actor: Ban phụ trách tuyển dụng / Nhà tuyển dụng.</w:t>
+      </w:r>
+    </w:p>
+    <w:p>
+      <w:pPr>
+        <w:pStyle w:val="Doan"/>
+        <w:numPr>
+          <w:ilvl w:val="1"/>
+          <w:numId w:val="15"/>
+        </w:numPr>
+        <w:rPr>
+          <w:lang w:val="en-US"/>
+        </w:rPr>
+      </w:pPr>
+      <w:r>
+        <w:rPr>
+          <w:lang w:val="en-US"/>
+        </w:rPr>
+        <w:t>Mô tả: Xem danh sách ứng viên, gắn tag (hot candidate, reject…), lên lịch phỏng vấn (tích hợp Calendar), ghi nhận kết quả phỏng vấn (scorecard), ra quyết định offer → nếu chấp nhận, chuyển tự động sang module Core HR để tạo hồ sơ nhân viên mới và onboarding.</w:t>
+      </w:r>
+    </w:p>
+    <w:p>
+      <w:pPr>
+        <w:pStyle w:val="Doan"/>
+        <w:numPr>
+          <w:ilvl w:val="0"/>
+          <w:numId w:val="15"/>
+        </w:numPr>
+        <w:rPr>
+          <w:lang w:val="en-US"/>
+        </w:rPr>
+      </w:pPr>
+      <w:r>
+        <w:rPr>
+          <w:b/>
+          <w:bCs/>
+          <w:lang w:val="en-US"/>
+        </w:rPr>
+        <w:t>Use case 4: Theo dõi và báo cáo quy trình tuyển dụng</w:t>
+      </w:r>
+    </w:p>
+    <w:p>
+      <w:pPr>
+        <w:pStyle w:val="Doan"/>
+        <w:numPr>
+          <w:ilvl w:val="1"/>
+          <w:numId w:val="15"/>
+        </w:numPr>
+        <w:rPr>
+          <w:lang w:val="en-US"/>
+        </w:rPr>
+      </w:pPr>
+      <w:r>
+        <w:rPr>
+          <w:lang w:val="en-US"/>
+        </w:rPr>
+        <w:t>Actor: Trưởng phòng TCCB-LD / Ban lãnh đạo.</w:t>
+      </w:r>
+    </w:p>
+    <w:p>
+      <w:pPr>
+        <w:pStyle w:val="Doan"/>
+        <w:numPr>
+          <w:ilvl w:val="1"/>
+          <w:numId w:val="15"/>
+        </w:numPr>
+        <w:rPr>
+          <w:lang w:val="en-US"/>
+        </w:rPr>
+      </w:pPr>
+      <w:r>
+        <w:rPr>
+          <w:lang w:val="en-US"/>
+        </w:rPr>
+        <w:t>Mô tả: Xem dashboard KPI (time-to-hire, cost-per-hire, source-of-hire, tỷ lệ chấp nhận offer…), báo cáo tiến độ tuyển dụng theo vị trí/phòng ban, cảnh báo vị trí sắp hết hạn kế hoạch.</w:t>
+      </w:r>
+    </w:p>
+    <w:p>
+      <w:pPr>
+        <w:pStyle w:val="Doan"/>
+        <w:rPr>
+          <w:lang w:val="en-US"/>
+        </w:rPr>
+      </w:pPr>
+      <w:r>
+        <w:rPr>
+          <w:lang w:val="en-US"/>
+        </w:rPr>
+        <w:t>Các use case này được thiết kế để hỗ trợ tự động hóa cao, giảm thủ công, đảm bảo dữ liệu nhất quán và tích hợp sâu với các module HR khác trong hệ thống ERP (Odoo tùy chỉnh), giúp doanh nghiệp quản lý tuyển dụng hiệu quả, minh bạch và phù hợp với quy định pháp luật Việt Nam.</w:t>
+      </w:r>
+    </w:p>
+    <w:p>
+      <w:pPr>
+        <w:pStyle w:val="Doan"/>
+        <w:ind w:firstLine="0"/>
+        <w:rPr>
+          <w:lang w:val="en-US"/>
+        </w:rPr>
+      </w:pPr>
+    </w:p>
+    <w:p>
+      <w:pPr>
+        <w:pStyle w:val="Cap1Chuong"/>
+        <w:numPr>
+          <w:ilvl w:val="1"/>
+          <w:numId w:val="16"/>
+        </w:numPr>
+      </w:pPr>
+      <w:bookmarkStart w:id="59" w:name="_Toc225243656"/>
+      <w:r>
+        <w:t>Phối hợp làm việc nhóm</w:t>
+      </w:r>
+      <w:bookmarkEnd w:id="59"/>
+      <w:r>
+        <w:t xml:space="preserve"> </w:t>
+      </w:r>
+    </w:p>
+    <w:p>
+      <w:pPr>
+        <w:pStyle w:val="Doan"/>
+      </w:pPr>
+      <w:r>
+        <w:lastRenderedPageBreak/>
+        <w:t xml:space="preserve">Trong suốt kỳ thực tập tại Công ty Cổ phần Giải pháp Chuyển đổi số THG (THG DX), em được tham gia trực tiếp vào môi trường làm việc nhóm chuyên nghiệp theo mô hình </w:t>
+      </w:r>
+      <w:r>
+        <w:rPr>
+          <w:rStyle w:val="Strong"/>
+          <w:b w:val="0"/>
+          <w:bCs w:val="0"/>
+        </w:rPr>
+        <w:t>Core Team</w:t>
+      </w:r>
+      <w:r>
+        <w:t xml:space="preserve"> nhỏ gọn (3 thành viên: Team Lead – Mentor – Intern Developer), áp dụng quy trình phát triển phần mềm theo phương pháp </w:t>
+      </w:r>
+      <w:r>
+        <w:rPr>
+          <w:rStyle w:val="Strong"/>
+          <w:b w:val="0"/>
+          <w:bCs w:val="0"/>
+        </w:rPr>
+        <w:t>Agile/Scrum</w:t>
+      </w:r>
+      <w:r>
+        <w:t xml:space="preserve"> – một cách tiếp cận phổ biến trong các dự án tùy chỉnh Odoo tại Việt Nam. Mô hình này nhấn mạnh sự phối hợp chặt chẽ, phản hồi liên tục và trách nhiệm chung, giúp tối ưu hóa hiệu quả khi làm việc trên nền tảng Odoo ERP (đặc biệt module HR &amp; Recruitment).</w:t>
+      </w:r>
+    </w:p>
+    <w:p>
+      <w:pPr>
+        <w:pStyle w:val="Cap2"/>
+        <w:numPr>
+          <w:ilvl w:val="2"/>
+          <w:numId w:val="16"/>
+        </w:numPr>
+      </w:pPr>
+      <w:bookmarkStart w:id="60" w:name="_Toc225243657"/>
+      <w:r>
+        <w:t>Cấu trúc và vai trò trong nhóm</w:t>
+      </w:r>
+      <w:bookmarkEnd w:id="60"/>
+    </w:p>
+    <w:p>
+      <w:pPr>
+        <w:pStyle w:val="Doan"/>
+      </w:pPr>
+      <w:r>
+        <w:t xml:space="preserve">Em làm việc trong </w:t>
+      </w:r>
+      <w:r>
+        <w:rPr>
+          <w:rStyle w:val="Strong"/>
+          <w:b w:val="0"/>
+          <w:bCs w:val="0"/>
+        </w:rPr>
+        <w:t>Core Team kỹ thuật</w:t>
+      </w:r>
+      <w:r>
+        <w:t xml:space="preserve"> gồm:</w:t>
+      </w:r>
+    </w:p>
+    <w:p>
+      <w:pPr>
+        <w:pStyle w:val="Doan"/>
+      </w:pPr>
+      <w:r>
+        <w:rPr>
+          <w:rStyle w:val="Strong"/>
+          <w:b w:val="0"/>
+          <w:bCs w:val="0"/>
+        </w:rPr>
+        <w:t>Team Lead</w:t>
+      </w:r>
+      <w:r>
+        <w:t>: Chịu trách nhiệm thiết kế kiến trúc tổng thể, định hướng công nghệ, review code cấp cao và đảm bảo tuân thủ Coding Convention cũng như bảo mật dự án.</w:t>
+      </w:r>
+    </w:p>
+    <w:p>
+      <w:pPr>
+        <w:pStyle w:val="Doan"/>
+      </w:pPr>
+      <w:r>
+        <w:rPr>
+          <w:rStyle w:val="Strong"/>
+          <w:b w:val="0"/>
+          <w:bCs w:val="0"/>
+        </w:rPr>
+        <w:t>Mentor (Developer chính)</w:t>
+      </w:r>
+      <w:r>
+        <w:t>: Hướng dẫn trực tiếp em hàng ngày, chia nhỏ task (sub-tasks), hỗ trợ debug, pair-programming và giải quyết các vấn đề kỹ thuật cụ thể.</w:t>
+      </w:r>
+    </w:p>
+    <w:p>
+      <w:pPr>
+        <w:pStyle w:val="Doan"/>
+      </w:pPr>
+      <w:r>
+        <w:rPr>
+          <w:rStyle w:val="Strong"/>
+          <w:b w:val="0"/>
+          <w:bCs w:val="0"/>
+        </w:rPr>
+        <w:t>Em (Intern Developer)</w:t>
+      </w:r>
+      <w:r>
+        <w:t>: Tham gia coding, unit testing, bug fixing và nghiên cứu tích hợp công nghệ mới dưới sự giám sát chặt chẽ.</w:t>
+      </w:r>
+    </w:p>
+    <w:p>
+      <w:pPr>
+        <w:pStyle w:val="Doan"/>
+      </w:pPr>
+      <w:r>
+        <w:t>Nhờ quy mô team nhỏ, giao tiếp diễn ra nhanh chóng, không qua nhiều tầng trung gian, phù hợp với triết lý "Customer Centric" của THG DX – luôn ưu tiên giải quyết bài toán thực tế của khách hàng một cách linh hoạt.</w:t>
+      </w:r>
+    </w:p>
+    <w:p>
+      <w:pPr>
+        <w:pStyle w:val="Cap2"/>
+        <w:numPr>
+          <w:ilvl w:val="2"/>
+          <w:numId w:val="16"/>
+        </w:numPr>
+        <w:rPr>
+          <w:sz w:val="27"/>
+          <w:szCs w:val="27"/>
+        </w:rPr>
+      </w:pPr>
+      <w:bookmarkStart w:id="61" w:name="_Toc225243658"/>
+      <w:r>
+        <w:t>Quy trình làm việc nhóm theo kiểu task-based với deadline</w:t>
+      </w:r>
+      <w:bookmarkEnd w:id="61"/>
+    </w:p>
+    <w:p>
+      <w:pPr>
+        <w:pStyle w:val="Doan"/>
+      </w:pPr>
+      <w:r>
+        <w:t xml:space="preserve">Công ty áp dụng quy trình </w:t>
+      </w:r>
+      <w:r>
+        <w:rPr>
+          <w:rStyle w:val="Strong"/>
+          <w:b w:val="0"/>
+          <w:bCs w:val="0"/>
+        </w:rPr>
+        <w:t>giao task rõ ràng kèm deadline</w:t>
+      </w:r>
+      <w:r>
+        <w:t xml:space="preserve"> (thường do PM/Team Lead hoặc Mentor giao dựa trên yêu cầu từ BA/khách hàng), sau đó em tự quản lý tiến độ và báo cáo khi cần. Các bước chính:</w:t>
+      </w:r>
+    </w:p>
+    <w:p>
+      <w:pPr>
+        <w:pStyle w:val="Doan"/>
+      </w:pPr>
+      <w:r>
+        <w:rPr>
+          <w:rStyle w:val="Strong"/>
+          <w:b w:val="0"/>
+          <w:bCs w:val="0"/>
+        </w:rPr>
+        <w:t>Nhận task</w:t>
+      </w:r>
+      <w:r>
+        <w:t>: Mentor/Team Lead giao task cụ thể (ví dụ: thừa kế module hr_recruitment để thêm trường matching_score, tích hợp automated actions gửi email nhắc lịch phỏng vấn), kèm mô tả yêu cầu, phạm vi, deadline (thường 3-7 ngày tùy độ phức tạp) và tiêu chí hoàn thành.</w:t>
+      </w:r>
+    </w:p>
+    <w:p>
+      <w:pPr>
+        <w:pStyle w:val="Doan"/>
+      </w:pPr>
+    </w:p>
+    <w:p>
+      <w:pPr>
+        <w:pStyle w:val="Doan"/>
+      </w:pPr>
       <w:r>
         <w:rPr>
           <w:noProof/>
         </w:rPr>
         <w:lastRenderedPageBreak/>
         <w:drawing>
-          <wp:inline distT="0" distB="0" distL="0" distR="0" wp14:anchorId="33F0BE89" wp14:editId="0952596D">
-            <wp:extent cx="5427479" cy="3951412"/>
-            <wp:effectExtent l="0" t="0" r="1905" b="0"/>
-            <wp:docPr id="3" name="Picture 3"/>
+          <wp:inline distT="0" distB="0" distL="0" distR="0" wp14:anchorId="7D1C6532" wp14:editId="7F608FC8">
+            <wp:extent cx="5051425" cy="2190939"/>
+            <wp:effectExtent l="0" t="0" r="0" b="0"/>
+            <wp:docPr id="4" name="Picture 4"/>
             <wp:cNvGraphicFramePr>
               <a:graphicFrameLocks xmlns:a="http://schemas.openxmlformats.org/drawingml/2006/main" noChangeAspect="1"/>
             </wp:cNvGraphicFramePr>
@@ -13143,7 +13922,7 @@
                   <pic:spPr>
                     <a:xfrm>
                       <a:off x="0" y="0"/>
-                      <a:ext cx="5432397" cy="3954992"/>
+                      <a:ext cx="5141372" cy="2229951"/>
                     </a:xfrm>
                     <a:prstGeom prst="rect">
                       <a:avLst/>
@@ -13161,760 +13940,15 @@
         <w:pStyle w:val="Doan"/>
       </w:pPr>
       <w:r>
-        <w:t>Quy trình quản lý tuyển dụng được mô tả chi tiết qua sơ đồ luồng (flowchart) dưới đây, thể hiện rõ ràng trình tự các bước, vai trò chịu trách nhiệm của từng bộ phận và các điều kiện quyết định (phê duyệt/chưa duyệt). Quy trình này được thiết kế phù hợp với môi trường doanh nghiệp Việt Nam, tuân thủ các nguyên tắc minh bạch, đa cấp phê duyệt và tích hợp chặt chẽ giữa các phòng ban liên quan.</w:t>
-      </w:r>
-    </w:p>
-    <w:p>
-      <w:pPr>
-        <w:pStyle w:val="Doan"/>
-      </w:pPr>
-      <w:r>
-        <w:t xml:space="preserve">Quy trình bắt đầu từ </w:t>
-      </w:r>
-      <w:r>
-        <w:rPr>
-          <w:b/>
-          <w:bCs/>
-        </w:rPr>
-        <w:t>kế hoạch sản xuất kinh doanh hàng năm</w:t>
-      </w:r>
-      <w:r>
-        <w:t xml:space="preserve"> của doanh nghiệp, làm cơ sở để xác định nhu cầu nhân sự dài hạn. Phòng Tổ chức - Cán bộ - Lao động (TCCB-LD) đóng vai trò trung tâm, chịu trách nhiệm chính trong việc thu thập, phân tích và đề xuất nhu cầu tuyển dụng.</w:t>
-      </w:r>
-    </w:p>
-    <w:p>
-      <w:pPr>
-        <w:pStyle w:val="Doan"/>
-        <w:numPr>
-          <w:ilvl w:val="0"/>
-          <w:numId w:val="14"/>
-        </w:numPr>
-      </w:pPr>
-      <w:r>
-        <w:rPr>
-          <w:b/>
-          <w:bCs/>
-        </w:rPr>
-        <w:t>Bước đầu tiên</w:t>
-      </w:r>
-      <w:r>
-        <w:t>: Phòng TCCB-LD xác định nhu cầu lao động dựa trên kế hoạch kinh doanh, sau đó đề xuất tuyển dụng và chuyển cho các đơn vị liên quan (các phòng ban cần nhân sự) để lấy ý kiến. Các đơn vị liên quan sẽ xác định chi tiết nhu cầu tuyển dụng cụ thể (số lượng, vị trí, yêu cầu kỹ năng, thời gian bắt đầu…).</w:t>
-      </w:r>
-    </w:p>
-    <w:p>
-      <w:pPr>
-        <w:pStyle w:val="Doan"/>
-        <w:numPr>
-          <w:ilvl w:val="0"/>
-          <w:numId w:val="14"/>
-        </w:numPr>
-      </w:pPr>
-      <w:r>
-        <w:rPr>
-          <w:b/>
-          <w:bCs/>
-        </w:rPr>
-        <w:t>Bước lập đề xuất</w:t>
-      </w:r>
-      <w:r>
-        <w:t xml:space="preserve">: Ban phụ trách tuyển dụng (hoặc Phòng TCCB-LD) tổng hợp thông tin và tạo </w:t>
-      </w:r>
-      <w:r>
-        <w:rPr>
-          <w:b/>
-          <w:bCs/>
-        </w:rPr>
-        <w:t>xuất tuyển dụng</w:t>
-      </w:r>
-      <w:r>
-        <w:t xml:space="preserve"> (đề xuất tuyển dụng chính thức), bao gồm mô tả công việc (JD), yêu cầu ứng viên, mức lương dự kiến và ngân sách. Đề xuất này được chuyển lên </w:t>
-      </w:r>
-      <w:r>
-        <w:rPr>
-          <w:b/>
-          <w:bCs/>
-        </w:rPr>
-        <w:t>Ban Giám đốc/ Giám đốc điều hành (TGD/GĐ)</w:t>
-      </w:r>
-      <w:r>
-        <w:t xml:space="preserve"> để xem xét.</w:t>
-      </w:r>
-    </w:p>
-    <w:p>
-      <w:pPr>
-        <w:pStyle w:val="Doan"/>
-        <w:numPr>
-          <w:ilvl w:val="0"/>
-          <w:numId w:val="14"/>
-        </w:numPr>
-        <w:rPr>
-          <w:lang w:val="en-US"/>
-        </w:rPr>
-      </w:pPr>
-      <w:r>
-        <w:rPr>
-          <w:b/>
-          <w:bCs/>
-          <w:lang w:val="en-US"/>
-        </w:rPr>
-        <w:t>Quy trình phê duyệt</w:t>
-      </w:r>
-      <w:r>
-        <w:rPr>
-          <w:lang w:val="en-US"/>
-        </w:rPr>
-        <w:t>:</w:t>
-      </w:r>
-    </w:p>
-    <w:p>
-      <w:pPr>
-        <w:pStyle w:val="Doan"/>
-        <w:numPr>
-          <w:ilvl w:val="1"/>
-          <w:numId w:val="14"/>
-        </w:numPr>
-        <w:rPr>
-          <w:lang w:val="en-US"/>
-        </w:rPr>
-      </w:pPr>
-      <w:r>
-        <w:rPr>
-          <w:lang w:val="en-US"/>
-        </w:rPr>
-        <w:lastRenderedPageBreak/>
-        <w:t>Nếu đề xuất phù hợp (hợp lý về nhu cầu, ngân sách và chiến lược), TGD/GĐ phê duyệt → chuyển sang bước lập kế hoạch tuyển dụng chi tiết.</w:t>
-      </w:r>
-    </w:p>
-    <w:p>
-      <w:pPr>
-        <w:pStyle w:val="Doan"/>
-        <w:numPr>
-          <w:ilvl w:val="1"/>
-          <w:numId w:val="14"/>
-        </w:numPr>
-        <w:rPr>
-          <w:lang w:val="en-US"/>
-        </w:rPr>
-      </w:pPr>
-      <w:r>
-        <w:rPr>
-          <w:lang w:val="en-US"/>
-        </w:rPr>
-        <w:t>Nếu chưa hợp lý, yêu cầu điều chỉnh nội bộ (các phòng ban liên quan chỉnh sửa) và quay lại vòng xác định nhu cầu để bổ sung/thay đổi.</w:t>
-      </w:r>
-    </w:p>
-    <w:p>
-      <w:pPr>
-        <w:pStyle w:val="Doan"/>
-        <w:numPr>
-          <w:ilvl w:val="0"/>
-          <w:numId w:val="14"/>
-        </w:numPr>
-        <w:rPr>
-          <w:lang w:val="en-US"/>
-        </w:rPr>
-      </w:pPr>
-      <w:r>
-        <w:rPr>
-          <w:b/>
-          <w:bCs/>
-          <w:lang w:val="en-US"/>
-        </w:rPr>
-        <w:t>Sau khi phê duyệt kế hoạch</w:t>
-      </w:r>
-      <w:r>
-        <w:rPr>
-          <w:lang w:val="en-US"/>
-        </w:rPr>
-        <w:t>: Phòng TCCB-LD lập kế hoạch tuyển dụng cụ thể (kênh đăng tin, thời gian, ngân sách chi tiết), thông báo tuyển dụng rộng rãi (website công ty, các trang việc làm, mạng xã hội…).</w:t>
-      </w:r>
-    </w:p>
-    <w:p>
-      <w:pPr>
-        <w:pStyle w:val="Doan"/>
-        <w:numPr>
-          <w:ilvl w:val="0"/>
-          <w:numId w:val="14"/>
-        </w:numPr>
-        <w:rPr>
-          <w:lang w:val="en-US"/>
-        </w:rPr>
-      </w:pPr>
-      <w:r>
-        <w:rPr>
-          <w:b/>
-          <w:bCs/>
-          <w:lang w:val="en-US"/>
-        </w:rPr>
-        <w:t>Giai đoạn sàng lọc và đánh giá</w:t>
-      </w:r>
-      <w:r>
-        <w:rPr>
-          <w:lang w:val="en-US"/>
-        </w:rPr>
-        <w:t>:</w:t>
-      </w:r>
-    </w:p>
-    <w:p>
-      <w:pPr>
-        <w:pStyle w:val="Doan"/>
-        <w:numPr>
-          <w:ilvl w:val="1"/>
-          <w:numId w:val="14"/>
-        </w:numPr>
-        <w:rPr>
-          <w:lang w:val="en-US"/>
-        </w:rPr>
-      </w:pPr>
-      <w:r>
-        <w:rPr>
-          <w:lang w:val="en-US"/>
-        </w:rPr>
-        <w:t>Tiếp nhận hồ sơ ứng viên → sàng lọc sơ bộ (xét duyệt hồ sơ).</w:t>
-      </w:r>
-    </w:p>
-    <w:p>
-      <w:pPr>
-        <w:pStyle w:val="Doan"/>
-        <w:numPr>
-          <w:ilvl w:val="1"/>
-          <w:numId w:val="14"/>
-        </w:numPr>
-        <w:rPr>
-          <w:lang w:val="en-US"/>
-        </w:rPr>
-      </w:pPr>
-      <w:r>
-        <w:rPr>
-          <w:lang w:val="en-US"/>
-        </w:rPr>
-        <w:t>Nếu đạt → tiến hành kiểm tra, phỏng vấn, thử tuyển (có thể bao gồm kiểm tra kỹ năng, đánh giá năng lực).</w:t>
-      </w:r>
-    </w:p>
-    <w:p>
-      <w:pPr>
-        <w:pStyle w:val="Doan"/>
-        <w:numPr>
-          <w:ilvl w:val="1"/>
-          <w:numId w:val="14"/>
-        </w:numPr>
-        <w:rPr>
-          <w:lang w:val="en-US"/>
-        </w:rPr>
-      </w:pPr>
-      <w:r>
-        <w:rPr>
-          <w:lang w:val="en-US"/>
-        </w:rPr>
-        <w:t>Nếu đạt yêu cầu → ra quyết định tuyển dụng và thông báo cho ứng viên.</w:t>
-      </w:r>
-    </w:p>
-    <w:p>
-      <w:pPr>
-        <w:pStyle w:val="Doan"/>
-        <w:numPr>
-          <w:ilvl w:val="0"/>
-          <w:numId w:val="14"/>
-        </w:numPr>
-        <w:rPr>
-          <w:lang w:val="en-US"/>
-        </w:rPr>
-      </w:pPr>
-      <w:r>
-        <w:rPr>
-          <w:b/>
-          <w:bCs/>
-          <w:lang w:val="en-US"/>
-        </w:rPr>
-        <w:t>Giai đoạn cuối</w:t>
-      </w:r>
-      <w:r>
-        <w:rPr>
-          <w:lang w:val="en-US"/>
-        </w:rPr>
-        <w:t>: Ký hợp đồng lao động (thử việc hoặc chính thức), lưu hồ sơ và đánh giá sau thử việc (thường sau 1-2 tháng) để quyết định chính thức hóa hoặc chấm dứt.</w:t>
-      </w:r>
-    </w:p>
-    <w:p>
-      <w:pPr>
-        <w:pStyle w:val="Doan"/>
-        <w:rPr>
-          <w:lang w:val="en-US"/>
-        </w:rPr>
-      </w:pPr>
-      <w:r>
-        <w:rPr>
-          <w:lang w:val="en-US"/>
-        </w:rPr>
-        <w:t>Toàn bộ quy trình nhấn mạnh vai trò phê duyệt đa cấp (Phòng TCCB-LD → Các đơn vị liên quan → TGD/GĐ → Hội đồng quản trị - HDQT nếu cần cho vị trí cấp cao), đảm bảo tính minh bạch, tuân thủ pháp luật lao động Việt Nam (Bộ luật Lao động, quy định về hợp đồng thử việc, BHXH…) và giảm thiểu rủi ro tuyển dụng sai người.</w:t>
-      </w:r>
-    </w:p>
-    <w:p>
-      <w:pPr>
-        <w:pStyle w:val="Doan"/>
-        <w:rPr>
-          <w:lang w:val="en-US"/>
-        </w:rPr>
-      </w:pPr>
-      <w:r>
-        <w:rPr>
-          <w:b/>
-          <w:bCs/>
-          <w:lang w:val="en-US"/>
-        </w:rPr>
-        <w:t>3.4.2. Use case</w:t>
-      </w:r>
-    </w:p>
-    <w:p>
-      <w:pPr>
-        <w:pStyle w:val="Doan"/>
-        <w:rPr>
-          <w:lang w:val="en-US"/>
-        </w:rPr>
-      </w:pPr>
-      <w:r>
-        <w:rPr>
-          <w:lang w:val="en-US"/>
-        </w:rPr>
-        <w:t>Use case mô tả các tình huống sử dụng chính của hệ thống quản lý tuyển dụng (trong bối cảnh tùy chỉnh trên Odoo hoặc ERP tùy chỉnh):</w:t>
-      </w:r>
-    </w:p>
-    <w:p>
-      <w:pPr>
-        <w:pStyle w:val="Doan"/>
-        <w:numPr>
-          <w:ilvl w:val="0"/>
-          <w:numId w:val="15"/>
-        </w:numPr>
-        <w:rPr>
-          <w:lang w:val="en-US"/>
-        </w:rPr>
-      </w:pPr>
-      <w:r>
-        <w:rPr>
-          <w:b/>
-          <w:bCs/>
-          <w:lang w:val="en-US"/>
-        </w:rPr>
-        <w:t>Use case 1: Lập và phê duyệt đề xuất tuyển dụng</w:t>
-      </w:r>
-    </w:p>
-    <w:p>
-      <w:pPr>
-        <w:pStyle w:val="Doan"/>
-        <w:numPr>
-          <w:ilvl w:val="1"/>
-          <w:numId w:val="15"/>
-        </w:numPr>
-        <w:rPr>
-          <w:lang w:val="en-US"/>
-        </w:rPr>
-      </w:pPr>
-      <w:r>
-        <w:rPr>
-          <w:lang w:val="en-US"/>
-        </w:rPr>
-        <w:t>Actor: Trưởng phòng ban cần nhân sự / Phòng TCCB-LD.</w:t>
-      </w:r>
-    </w:p>
-    <w:p>
-      <w:pPr>
-        <w:pStyle w:val="Doan"/>
-        <w:numPr>
-          <w:ilvl w:val="1"/>
-          <w:numId w:val="15"/>
-        </w:numPr>
-        <w:rPr>
-          <w:lang w:val="en-US"/>
-        </w:rPr>
-      </w:pPr>
-      <w:r>
-        <w:rPr>
-          <w:lang w:val="en-US"/>
-        </w:rPr>
-        <w:t>Mô tả: Tạo yêu cầu tuyển dụng mới dựa trên nhu cầu kinh doanh, điền thông tin vị trí, số lượng, yêu cầu, ngân sách → submit để phê duyệt đa cấp (Trưởng phòng → TGD/GĐ). Hệ thống tự động gửi thông báo và theo dõi trạng thái (chờ duyệt, đã duyệt, từ chối).</w:t>
-      </w:r>
-    </w:p>
-    <w:p>
-      <w:pPr>
-        <w:pStyle w:val="Doan"/>
-        <w:numPr>
-          <w:ilvl w:val="0"/>
-          <w:numId w:val="15"/>
-        </w:numPr>
-        <w:rPr>
-          <w:lang w:val="en-US"/>
-        </w:rPr>
-      </w:pPr>
-      <w:r>
-        <w:rPr>
-          <w:b/>
-          <w:bCs/>
-          <w:lang w:val="en-US"/>
-        </w:rPr>
-        <w:t>Use case 2: Đăng tin tuyển dụng và tiếp nhận hồ sơ</w:t>
-      </w:r>
-    </w:p>
-    <w:p>
-      <w:pPr>
-        <w:pStyle w:val="Doan"/>
-        <w:numPr>
-          <w:ilvl w:val="1"/>
-          <w:numId w:val="15"/>
-        </w:numPr>
-        <w:rPr>
-          <w:lang w:val="en-US"/>
-        </w:rPr>
-      </w:pPr>
-      <w:r>
-        <w:rPr>
-          <w:lang w:val="en-US"/>
-        </w:rPr>
-        <w:t>Actor: Nhân viên TCCB-LD / Hệ thống tự động.</w:t>
-      </w:r>
-    </w:p>
-    <w:p>
-      <w:pPr>
-        <w:pStyle w:val="Doan"/>
-        <w:numPr>
-          <w:ilvl w:val="1"/>
-          <w:numId w:val="15"/>
-        </w:numPr>
-        <w:rPr>
-          <w:lang w:val="en-US"/>
-        </w:rPr>
-      </w:pPr>
-      <w:r>
-        <w:rPr>
-          <w:lang w:val="en-US"/>
-        </w:rPr>
-        <w:lastRenderedPageBreak/>
-        <w:t>Mô tả: Sau khi kế hoạch được duyệt, hệ thống tự động tạo và đăng tin tuyển dụng lên các kênh (website, VietnamWorks, TopCV…). Ứng viên nộp CV qua portal → hệ thống lưu trữ vào talent pool, tự động sàng lọc sơ bộ (keyword matching, parse CV nếu tích hợp AI).</w:t>
-      </w:r>
-    </w:p>
-    <w:p>
-      <w:pPr>
-        <w:pStyle w:val="Doan"/>
-        <w:numPr>
-          <w:ilvl w:val="0"/>
-          <w:numId w:val="15"/>
-        </w:numPr>
-        <w:rPr>
-          <w:lang w:val="en-US"/>
-        </w:rPr>
-      </w:pPr>
-      <w:r>
-        <w:rPr>
-          <w:b/>
-          <w:bCs/>
-          <w:lang w:val="en-US"/>
-        </w:rPr>
-        <w:t>Use case 3: Sàng lọc, phỏng vấn và quyết định tuyển dụng</w:t>
-      </w:r>
-    </w:p>
-    <w:p>
-      <w:pPr>
-        <w:pStyle w:val="Doan"/>
-        <w:numPr>
-          <w:ilvl w:val="1"/>
-          <w:numId w:val="15"/>
-        </w:numPr>
-        <w:rPr>
-          <w:lang w:val="en-US"/>
-        </w:rPr>
-      </w:pPr>
-      <w:r>
-        <w:rPr>
-          <w:lang w:val="en-US"/>
-        </w:rPr>
-        <w:t>Actor: Ban phụ trách tuyển dụng / Nhà tuyển dụng.</w:t>
-      </w:r>
-    </w:p>
-    <w:p>
-      <w:pPr>
-        <w:pStyle w:val="Doan"/>
-        <w:numPr>
-          <w:ilvl w:val="1"/>
-          <w:numId w:val="15"/>
-        </w:numPr>
-        <w:rPr>
-          <w:lang w:val="en-US"/>
-        </w:rPr>
-      </w:pPr>
-      <w:r>
-        <w:rPr>
-          <w:lang w:val="en-US"/>
-        </w:rPr>
-        <w:t>Mô tả: Xem danh sách ứng viên, gắn tag (hot candidate, reject…), lên lịch phỏng vấn (tích hợp Calendar), ghi nhận kết quả phỏng vấn (scorecard), ra quyết định offer → nếu chấp nhận, chuyển tự động sang module Core HR để tạo hồ sơ nhân viên mới và onboarding.</w:t>
-      </w:r>
-    </w:p>
-    <w:p>
-      <w:pPr>
-        <w:pStyle w:val="Doan"/>
-        <w:numPr>
-          <w:ilvl w:val="0"/>
-          <w:numId w:val="15"/>
-        </w:numPr>
-        <w:rPr>
-          <w:lang w:val="en-US"/>
-        </w:rPr>
-      </w:pPr>
-      <w:r>
-        <w:rPr>
-          <w:b/>
-          <w:bCs/>
-          <w:lang w:val="en-US"/>
-        </w:rPr>
-        <w:t>Use case 4: Theo dõi và báo cáo quy trình tuyển dụng</w:t>
-      </w:r>
-    </w:p>
-    <w:p>
-      <w:pPr>
-        <w:pStyle w:val="Doan"/>
-        <w:numPr>
-          <w:ilvl w:val="1"/>
-          <w:numId w:val="15"/>
-        </w:numPr>
-        <w:rPr>
-          <w:lang w:val="en-US"/>
-        </w:rPr>
-      </w:pPr>
-      <w:r>
-        <w:rPr>
-          <w:lang w:val="en-US"/>
-        </w:rPr>
-        <w:t>Actor: Trưởng phòng TCCB-LD / Ban lãnh đạo.</w:t>
-      </w:r>
-    </w:p>
-    <w:p>
-      <w:pPr>
-        <w:pStyle w:val="Doan"/>
-        <w:numPr>
-          <w:ilvl w:val="1"/>
-          <w:numId w:val="15"/>
-        </w:numPr>
-        <w:rPr>
-          <w:lang w:val="en-US"/>
-        </w:rPr>
-      </w:pPr>
-      <w:r>
-        <w:rPr>
-          <w:lang w:val="en-US"/>
-        </w:rPr>
-        <w:t>Mô tả: Xem dashboard KPI (time-to-hire, cost-per-hire, source-of-hire, tỷ lệ chấp nhận offer…), báo cáo tiến độ tuyển dụng theo vị trí/phòng ban, cảnh báo vị trí sắp hết hạn kế hoạch.</w:t>
-      </w:r>
-    </w:p>
-    <w:p>
-      <w:pPr>
-        <w:pStyle w:val="Doan"/>
-        <w:rPr>
-          <w:lang w:val="en-US"/>
-        </w:rPr>
-      </w:pPr>
-      <w:r>
-        <w:rPr>
-          <w:lang w:val="en-US"/>
-        </w:rPr>
-        <w:t>Các use case này được thiết kế để hỗ trợ tự động hóa cao, giảm thủ công, đảm bảo dữ liệu nhất quán và tích hợp sâu với các module HR khác trong hệ thống ERP (Odoo tùy chỉnh), giúp doanh nghiệp quản lý tuyển dụng hiệu quả, minh bạch và phù hợp với quy định pháp luật Việt Nam.</w:t>
-      </w:r>
-    </w:p>
-    <w:p>
-      <w:pPr>
-        <w:pStyle w:val="Doan"/>
-        <w:ind w:firstLine="0"/>
-        <w:rPr>
-          <w:lang w:val="en-US"/>
-        </w:rPr>
-      </w:pPr>
-    </w:p>
-    <w:p>
-      <w:pPr>
-        <w:pStyle w:val="Cap1Chuong"/>
-        <w:numPr>
-          <w:ilvl w:val="1"/>
-          <w:numId w:val="16"/>
-        </w:numPr>
-      </w:pPr>
-      <w:bookmarkStart w:id="59" w:name="_Toc225243656"/>
-      <w:r>
-        <w:t>Phối hợp làm việc nhóm</w:t>
-      </w:r>
-      <w:bookmarkEnd w:id="59"/>
-      <w:r>
-        <w:t xml:space="preserve"> </w:t>
-      </w:r>
-    </w:p>
-    <w:p>
-      <w:pPr>
-        <w:pStyle w:val="Doan"/>
-      </w:pPr>
-      <w:r>
-        <w:t xml:space="preserve">Trong suốt kỳ thực tập tại Công ty Cổ phần Giải pháp Chuyển đổi số THG (THG DX), em được tham gia trực tiếp vào môi trường làm việc nhóm chuyên nghiệp theo mô hình </w:t>
-      </w:r>
-      <w:r>
         <w:rPr>
           <w:rStyle w:val="Strong"/>
           <w:b w:val="0"/>
           <w:bCs w:val="0"/>
         </w:rPr>
-        <w:t>Core Team</w:t>
-      </w:r>
-      <w:r>
-        <w:t xml:space="preserve"> nhỏ gọn (3 thành viên: Team Lead – Mentor – Intern Developer), áp dụng quy trình phát triển phần mềm theo phương pháp </w:t>
-      </w:r>
-      <w:r>
-        <w:rPr>
-          <w:rStyle w:val="Strong"/>
-          <w:b w:val="0"/>
-          <w:bCs w:val="0"/>
-        </w:rPr>
-        <w:t>Agile/Scrum</w:t>
-      </w:r>
-      <w:r>
-        <w:t xml:space="preserve"> – một cách tiếp cận phổ biến trong các dự án tùy chỉnh Odoo tại Việt Nam. Mô hình này nhấn mạnh sự phối hợp chặt chẽ, phản hồi liên tục và trách nhiệm chung, giúp tối ưu hóa hiệu quả khi làm việc trên nền tảng Odoo ERP (đặc biệt module HR &amp; Recruitment).</w:t>
-      </w:r>
-    </w:p>
-    <w:p>
-      <w:pPr>
-        <w:pStyle w:val="Cap2"/>
-        <w:numPr>
-          <w:ilvl w:val="2"/>
-          <w:numId w:val="16"/>
-        </w:numPr>
-      </w:pPr>
-      <w:bookmarkStart w:id="60" w:name="_Toc225243657"/>
-      <w:r>
-        <w:t>Cấu trúc và vai trò trong nhóm</w:t>
-      </w:r>
-      <w:bookmarkEnd w:id="60"/>
-    </w:p>
-    <w:p>
-      <w:pPr>
-        <w:pStyle w:val="Doan"/>
-      </w:pPr>
-      <w:r>
-        <w:t xml:space="preserve">Em làm việc trong </w:t>
-      </w:r>
-      <w:r>
-        <w:rPr>
-          <w:rStyle w:val="Strong"/>
-          <w:b w:val="0"/>
-          <w:bCs w:val="0"/>
-        </w:rPr>
-        <w:t>Core Team kỹ thuật</w:t>
-      </w:r>
-      <w:r>
-        <w:t xml:space="preserve"> gồm:</w:t>
-      </w:r>
-    </w:p>
-    <w:p>
-      <w:pPr>
-        <w:pStyle w:val="Doan"/>
-      </w:pPr>
-      <w:r>
-        <w:rPr>
-          <w:rStyle w:val="Strong"/>
-          <w:b w:val="0"/>
-          <w:bCs w:val="0"/>
-        </w:rPr>
-        <w:lastRenderedPageBreak/>
-        <w:t>Team Lead</w:t>
-      </w:r>
-      <w:r>
-        <w:t>: Chịu trách nhiệm thiết kế kiến trúc tổng thể, định hướng công nghệ, review code cấp cao và đảm bảo tuân thủ Coding Convention cũng như bảo mật dự án.</w:t>
-      </w:r>
-    </w:p>
-    <w:p>
-      <w:pPr>
-        <w:pStyle w:val="Doan"/>
-      </w:pPr>
-      <w:r>
-        <w:rPr>
-          <w:rStyle w:val="Strong"/>
-          <w:b w:val="0"/>
-          <w:bCs w:val="0"/>
-        </w:rPr>
-        <w:t>Mentor (Developer chính)</w:t>
-      </w:r>
-      <w:r>
-        <w:t>: Hướng dẫn trực tiếp em hàng ngày, chia nhỏ task (sub-tasks), hỗ trợ debug, pair-programming và giải quyết các vấn đề kỹ thuật cụ thể.</w:t>
-      </w:r>
-    </w:p>
-    <w:p>
-      <w:pPr>
-        <w:pStyle w:val="Doan"/>
-      </w:pPr>
-      <w:r>
-        <w:rPr>
-          <w:rStyle w:val="Strong"/>
-          <w:b w:val="0"/>
-          <w:bCs w:val="0"/>
-        </w:rPr>
-        <w:t>Em (Intern Developer)</w:t>
-      </w:r>
-      <w:r>
-        <w:t>: Tham gia coding, unit testing, bug fixing và nghiên cứu tích hợp công nghệ mới dưới sự giám sát chặt chẽ.</w:t>
-      </w:r>
-    </w:p>
-    <w:p>
-      <w:pPr>
-        <w:pStyle w:val="Doan"/>
-      </w:pPr>
-      <w:r>
-        <w:t>Nhờ quy mô team nhỏ, giao tiếp diễn ra nhanh chóng, không qua nhiều tầng trung gian, phù hợp với triết lý "Customer Centric" của THG DX – luôn ưu tiên giải quyết bài toán thực tế của khách hàng một cách linh hoạt.</w:t>
-      </w:r>
-    </w:p>
-    <w:p>
-      <w:pPr>
-        <w:pStyle w:val="Cap2"/>
-        <w:numPr>
-          <w:ilvl w:val="2"/>
-          <w:numId w:val="16"/>
-        </w:numPr>
-        <w:rPr>
-          <w:sz w:val="27"/>
-          <w:szCs w:val="27"/>
-        </w:rPr>
-      </w:pPr>
-      <w:bookmarkStart w:id="61" w:name="_Toc225243658"/>
-      <w:r>
-        <w:t>Quy trình làm việc nhóm theo kiểu task-based với deadline</w:t>
-      </w:r>
-      <w:bookmarkEnd w:id="61"/>
-    </w:p>
-    <w:p>
-      <w:pPr>
-        <w:pStyle w:val="Doan"/>
-      </w:pPr>
-      <w:r>
-        <w:t xml:space="preserve">Công ty áp dụng quy trình </w:t>
-      </w:r>
-      <w:r>
-        <w:rPr>
-          <w:rStyle w:val="Strong"/>
-          <w:b w:val="0"/>
-          <w:bCs w:val="0"/>
-        </w:rPr>
-        <w:t>giao task rõ ràng kèm deadline</w:t>
-      </w:r>
-      <w:r>
-        <w:t xml:space="preserve"> (thường do PM/Team Lead hoặc Mentor giao dựa trên yêu cầu từ BA/khách hàng), sau đó em tự quản lý tiến độ và báo cáo khi cần. Các bước chính:</w:t>
-      </w:r>
-    </w:p>
-    <w:p>
-      <w:pPr>
-        <w:pStyle w:val="Doan"/>
-      </w:pPr>
-      <w:r>
-        <w:rPr>
-          <w:rStyle w:val="Strong"/>
-          <w:b w:val="0"/>
-          <w:bCs w:val="0"/>
-        </w:rPr>
-        <w:t>Nhận task</w:t>
-      </w:r>
-      <w:r>
-        <w:t>: Mentor/Team Lead giao task cụ thể (ví dụ: thừa kế module hr_recruitment để thêm trường matching_score, tích hợp automated actions gửi email nhắc lịch phỏng vấn), kèm mô tả yêu cầu, phạm vi, deadline (thường 3-7 ngày tùy độ phức tạp) và tiêu chí hoàn thành.</w:t>
+        <w:t>Thực hiện độc lập + hỗ trợ khi cần</w:t>
+      </w:r>
+      <w:r>
+        <w:t>: Em tự lập kế hoạch chi tiết (phân tích yêu cầu, đọc code hiện tại, code, test), báo cáo tiến độ thi thoảng khi Mentor hỏi hoặc khi gặp blocker lớn (qua chat nhóm hoặc trực tiếp). Nếu khó khăn, em chủ động hỏi Mentor để được hướng dẫn hoặc pair-programming.</w:t>
       </w:r>
     </w:p>
     <w:p>
@@ -13931,10 +13965,10 @@
           <w:noProof/>
         </w:rPr>
         <w:drawing>
-          <wp:inline distT="0" distB="0" distL="0" distR="0" wp14:anchorId="7D1C6532" wp14:editId="7F608FC8">
-            <wp:extent cx="5051425" cy="2190939"/>
+          <wp:inline distT="0" distB="0" distL="0" distR="0" wp14:anchorId="3EB2B9D7" wp14:editId="1C0A2DAA">
+            <wp:extent cx="5241957" cy="3358837"/>
             <wp:effectExtent l="0" t="0" r="0" b="0"/>
-            <wp:docPr id="4" name="Picture 4"/>
+            <wp:docPr id="5" name="Picture 5"/>
             <wp:cNvGraphicFramePr>
               <a:graphicFrameLocks xmlns:a="http://schemas.openxmlformats.org/drawingml/2006/main" noChangeAspect="1"/>
             </wp:cNvGraphicFramePr>
@@ -13954,7 +13988,7 @@
                   <pic:spPr>
                     <a:xfrm>
                       <a:off x="0" y="0"/>
-                      <a:ext cx="5141372" cy="2229951"/>
+                      <a:ext cx="5247562" cy="3362428"/>
                     </a:xfrm>
                     <a:prstGeom prst="rect">
                       <a:avLst/>
@@ -13973,35 +14007,14 @@
       </w:pPr>
       <w:r>
         <w:rPr>
-          <w:rStyle w:val="Strong"/>
-          <w:b w:val="0"/>
-          <w:bCs w:val="0"/>
-        </w:rPr>
-        <w:t>Thực hiện độc lập + hỗ trợ khi cần</w:t>
-      </w:r>
-      <w:r>
-        <w:t>: Em tự lập kế hoạch chi tiết (phân tích yêu cầu, đọc code hiện tại, code, test), báo cáo tiến độ thi thoảng khi Mentor hỏi hoặc khi gặp blocker lớn (qua chat nhóm hoặc trực tiếp). Nếu khó khăn, em chủ động hỏi Mentor để được hướng dẫn hoặc pair-programming.</w:t>
-      </w:r>
-    </w:p>
-    <w:p>
-      <w:pPr>
-        <w:pStyle w:val="Doan"/>
-      </w:pPr>
-    </w:p>
-    <w:p>
-      <w:pPr>
-        <w:pStyle w:val="Doan"/>
-      </w:pPr>
-      <w:r>
-        <w:rPr>
           <w:noProof/>
         </w:rPr>
         <w:lastRenderedPageBreak/>
         <w:drawing>
-          <wp:inline distT="0" distB="0" distL="0" distR="0" wp14:anchorId="3EB2B9D7" wp14:editId="1C0A2DAA">
-            <wp:extent cx="5241957" cy="3358837"/>
-            <wp:effectExtent l="0" t="0" r="0" b="0"/>
-            <wp:docPr id="5" name="Picture 5"/>
+          <wp:inline distT="0" distB="0" distL="0" distR="0" wp14:anchorId="39F5AB84" wp14:editId="16596CA3">
+            <wp:extent cx="5580380" cy="4445000"/>
+            <wp:effectExtent l="0" t="0" r="1270" b="0"/>
+            <wp:docPr id="8" name="Picture 8"/>
             <wp:cNvGraphicFramePr>
               <a:graphicFrameLocks xmlns:a="http://schemas.openxmlformats.org/drawingml/2006/main" noChangeAspect="1"/>
             </wp:cNvGraphicFramePr>
@@ -14021,7 +14034,7 @@
                   <pic:spPr>
                     <a:xfrm>
                       <a:off x="0" y="0"/>
-                      <a:ext cx="5247562" cy="3362428"/>
+                      <a:ext cx="5580380" cy="4445000"/>
                     </a:xfrm>
                     <a:prstGeom prst="rect">
                       <a:avLst/>
@@ -14038,15 +14051,41 @@
       <w:pPr>
         <w:pStyle w:val="Doan"/>
       </w:pPr>
+    </w:p>
+    <w:p>
+      <w:pPr>
+        <w:pStyle w:val="Doan"/>
+      </w:pPr>
+      <w:r>
+        <w:rPr>
+          <w:rStyle w:val="Strong"/>
+          <w:b w:val="0"/>
+          <w:bCs w:val="0"/>
+        </w:rPr>
+        <w:t>Review &amp; bàn giao</w:t>
+      </w:r>
+      <w:r>
+        <w:t>: Khi hoàn thành hoặc gần deadline, em push code lên Git (branch feature), Mentor/Team Lead review (comment, yêu cầu fix nếu cần). Sau khi pass review, task được merge và bàn giao cho BA kiểm thử.</w:t>
+      </w:r>
+    </w:p>
+    <w:p>
+      <w:pPr>
+        <w:pStyle w:val="Doan"/>
+      </w:pPr>
+    </w:p>
+    <w:p>
+      <w:pPr>
+        <w:pStyle w:val="Doan"/>
+      </w:pPr>
       <w:r>
         <w:rPr>
           <w:noProof/>
         </w:rPr>
         <w:drawing>
-          <wp:inline distT="0" distB="0" distL="0" distR="0" wp14:anchorId="39F5AB84" wp14:editId="16596CA3">
-            <wp:extent cx="5580380" cy="4445000"/>
-            <wp:effectExtent l="0" t="0" r="1270" b="0"/>
-            <wp:docPr id="8" name="Picture 8"/>
+          <wp:inline distT="0" distB="0" distL="0" distR="0" wp14:anchorId="0D19523C" wp14:editId="3A2E10F2">
+            <wp:extent cx="4847049" cy="2936469"/>
+            <wp:effectExtent l="0" t="0" r="0" b="0"/>
+            <wp:docPr id="6" name="Picture 6"/>
             <wp:cNvGraphicFramePr>
               <a:graphicFrameLocks xmlns:a="http://schemas.openxmlformats.org/drawingml/2006/main" noChangeAspect="1"/>
             </wp:cNvGraphicFramePr>
@@ -14066,7 +14105,7 @@
                   <pic:spPr>
                     <a:xfrm>
                       <a:off x="0" y="0"/>
-                      <a:ext cx="5580380" cy="4445000"/>
+                      <a:ext cx="4859963" cy="2944293"/>
                     </a:xfrm>
                     <a:prstGeom prst="rect">
                       <a:avLst/>
@@ -14094,16 +14133,12 @@
           <w:b w:val="0"/>
           <w:bCs w:val="0"/>
         </w:rPr>
-        <w:t>Review &amp; bàn giao</w:t>
-      </w:r>
-      <w:r>
-        <w:t>: Khi hoàn thành hoặc gần deadline, em push code lên Git (branch feature), Mentor/Team Lead review (comment, yêu cầu fix nếu cần). Sau khi pass review, task được merge và bàn giao cho BA kiểm thử.</w:t>
-      </w:r>
-    </w:p>
-    <w:p>
-      <w:pPr>
-        <w:pStyle w:val="Doan"/>
-      </w:pPr>
+        <w:lastRenderedPageBreak/>
+        <w:t>Bug fixing &amp; tối ưu</w:t>
+      </w:r>
+      <w:r>
+        <w:t>: Nếu có lỗi từ BA/Tester, task fix bug được giao lại kèm deadline ngắn, em xử lý và cập nhật trạng thái.</w:t>
+      </w:r>
     </w:p>
     <w:p>
       <w:pPr>
@@ -14113,12 +14148,11 @@
         <w:rPr>
           <w:noProof/>
         </w:rPr>
-        <w:lastRenderedPageBreak/>
         <w:drawing>
-          <wp:inline distT="0" distB="0" distL="0" distR="0" wp14:anchorId="0D19523C" wp14:editId="3A2E10F2">
-            <wp:extent cx="4847049" cy="2936469"/>
-            <wp:effectExtent l="0" t="0" r="0" b="0"/>
-            <wp:docPr id="6" name="Picture 6"/>
+          <wp:inline distT="0" distB="0" distL="0" distR="0" wp14:anchorId="75228193" wp14:editId="65DD1A57">
+            <wp:extent cx="5511931" cy="2187085"/>
+            <wp:effectExtent l="0" t="0" r="0" b="3810"/>
+            <wp:docPr id="7" name="Picture 7"/>
             <wp:cNvGraphicFramePr>
               <a:graphicFrameLocks xmlns:a="http://schemas.openxmlformats.org/drawingml/2006/main" noChangeAspect="1"/>
             </wp:cNvGraphicFramePr>
@@ -14138,72 +14172,6 @@
                   <pic:spPr>
                     <a:xfrm>
                       <a:off x="0" y="0"/>
-                      <a:ext cx="4859963" cy="2944293"/>
-                    </a:xfrm>
-                    <a:prstGeom prst="rect">
-                      <a:avLst/>
-                    </a:prstGeom>
-                  </pic:spPr>
-                </pic:pic>
-              </a:graphicData>
-            </a:graphic>
-          </wp:inline>
-        </w:drawing>
-      </w:r>
-    </w:p>
-    <w:p>
-      <w:pPr>
-        <w:pStyle w:val="Doan"/>
-      </w:pPr>
-    </w:p>
-    <w:p>
-      <w:pPr>
-        <w:pStyle w:val="Doan"/>
-      </w:pPr>
-      <w:r>
-        <w:rPr>
-          <w:rStyle w:val="Strong"/>
-          <w:b w:val="0"/>
-          <w:bCs w:val="0"/>
-        </w:rPr>
-        <w:t>Bug fixing &amp; tối ưu</w:t>
-      </w:r>
-      <w:r>
-        <w:t>: Nếu có lỗi từ BA/Tester, task fix bug được giao lại kèm deadline ngắn, em xử lý và cập nhật trạng thái.</w:t>
-      </w:r>
-    </w:p>
-    <w:p>
-      <w:pPr>
-        <w:pStyle w:val="Doan"/>
-      </w:pPr>
-      <w:r>
-        <w:rPr>
-          <w:noProof/>
-        </w:rPr>
-        <w:drawing>
-          <wp:inline distT="0" distB="0" distL="0" distR="0" wp14:anchorId="75228193" wp14:editId="65DD1A57">
-            <wp:extent cx="5511931" cy="2187085"/>
-            <wp:effectExtent l="0" t="0" r="0" b="3810"/>
-            <wp:docPr id="7" name="Picture 7"/>
-            <wp:cNvGraphicFramePr>
-              <a:graphicFrameLocks xmlns:a="http://schemas.openxmlformats.org/drawingml/2006/main" noChangeAspect="1"/>
-            </wp:cNvGraphicFramePr>
-            <a:graphic xmlns:a="http://schemas.openxmlformats.org/drawingml/2006/main">
-              <a:graphicData uri="http://schemas.openxmlformats.org/drawingml/2006/picture">
-                <pic:pic xmlns:pic="http://schemas.openxmlformats.org/drawingml/2006/picture">
-                  <pic:nvPicPr>
-                    <pic:cNvPr id="1" name=""/>
-                    <pic:cNvPicPr/>
-                  </pic:nvPicPr>
-                  <pic:blipFill>
-                    <a:blip r:embed="rId20"/>
-                    <a:stretch>
-                      <a:fillRect/>
-                    </a:stretch>
-                  </pic:blipFill>
-                  <pic:spPr>
-                    <a:xfrm>
-                      <a:off x="0" y="0"/>
                       <a:ext cx="5513027" cy="2187520"/>
                     </a:xfrm>
                     <a:prstGeom prst="rect">
@@ -14330,7 +14298,6 @@
         <w:pStyle w:val="Doan"/>
       </w:pPr>
       <w:r>
-        <w:lastRenderedPageBreak/>
         <w:t>Hoàn thành các task đúng hạn (ví dụ: prototype custom module Recruitment với tích hợp CV parsing cơ bản).</w:t>
       </w:r>
     </w:p>
@@ -14366,11 +14333,6 @@
       <w:r>
         <w:t>, giao tiếp chủ động khi cần hỗ trợ và phối hợp chặt chẽ để đạt chất lượng chung – đặc biệt quan trọng trong dự án Odoo nơi các module liên kết (HR ↔ Core HR).</w:t>
       </w:r>
-    </w:p>
-    <w:p>
-      <w:pPr>
-        <w:pStyle w:val="Doan"/>
-      </w:pPr>
     </w:p>
     <w:p>
       <w:pPr>
@@ -14387,6 +14349,7 @@
       </w:pPr>
       <w:bookmarkStart w:id="64" w:name="_Toc225243661"/>
       <w:r>
+        <w:lastRenderedPageBreak/>
         <w:t>Phần 4</w:t>
       </w:r>
       <w:r>
@@ -14480,31 +14443,37 @@
         <w:rPr>
           <w:lang w:eastAsia="ja-JP"/>
         </w:rPr>
+        <w:t xml:space="preserve">Đầu tiên, giai đoạn phân tích và lập kế hoạch (Input) được thực hiện bởi Business Analyst (BA), người đóng vai trò cầu nối giữa khách hàng và đội ngũ kỹ thuật. </w:t>
+      </w:r>
+      <w:r>
+        <w:rPr>
+          <w:lang w:val="en-US" w:eastAsia="ja-JP"/>
+        </w:rPr>
+        <w:t>BA khảo sát yêu cầu nghiệp vụ, xây dựng tài liệu như SRS (Software Requirements Specification), User Stories và Wireframes. Trong dự án ERP mà em tham gia, ví dụ, BA đã phân tích quy trình tuyển dụng cho khách hàng là chuỗi phòng khám, xác định các yêu cầu như tự động sàng lọc CV và tích hợp lịch phỏng vấn. Quy trình này rất hiệu quả vì sử dụng công cụ như Jira hoặc Trello để theo dõi, giúp tránh hiểu lầm và đảm bảo yêu cầu được tài liệu hóa đầy đủ. Em nhận xét rằng, việc BA kiêm luôn vai trò kiểm soát chất lượng (QC) là một điểm mạnh, vì họ hiểu rõ nhất yêu cầu ban đầu, giúp giảm lỗi ở giai đoạn sau.</w:t>
+      </w:r>
+    </w:p>
+    <w:p>
+      <w:pPr>
+        <w:pStyle w:val="Doan"/>
+        <w:tabs>
+          <w:tab w:val="left" w:pos="1240"/>
+        </w:tabs>
+        <w:rPr>
+          <w:lang w:val="en-US" w:eastAsia="ja-JP"/>
+        </w:rPr>
+      </w:pPr>
+      <w:r>
+        <w:rPr>
+          <w:lang w:val="en-US" w:eastAsia="ja-JP"/>
+        </w:rPr>
+        <w:t xml:space="preserve">Tiếp theo, giai đoạn phát triển (Development) được dẫn dắt bởi Team Lead, người thiết kế kiến trúc hệ thống và lựa chọn công nghệ. Chúng em sử dụng Odoo 17 làm nền tảng chính, với Python cho backend logic, XML/OWL cho frontend views, </w:t>
+      </w:r>
+      <w:r>
+        <w:rPr>
+          <w:lang w:val="en-US" w:eastAsia="ja-JP"/>
+        </w:rPr>
         <w:lastRenderedPageBreak/>
-        <w:t xml:space="preserve">Đầu tiên, giai đoạn phân tích và lập kế hoạch (Input) được thực hiện bởi Business Analyst (BA), người đóng vai trò cầu nối giữa khách hàng và đội ngũ kỹ thuật. </w:t>
-      </w:r>
-      <w:r>
-        <w:rPr>
-          <w:lang w:val="en-US" w:eastAsia="ja-JP"/>
-        </w:rPr>
-        <w:t>BA khảo sát yêu cầu nghiệp vụ, xây dựng tài liệu như SRS (Software Requirements Specification), User Stories và Wireframes. Trong dự án ERP mà em tham gia, ví dụ, BA đã phân tích quy trình tuyển dụng cho khách hàng là chuỗi phòng khám, xác định các yêu cầu như tự động sàng lọc CV và tích hợp lịch phỏng vấn. Quy trình này rất hiệu quả vì sử dụng công cụ như Jira hoặc Trello để theo dõi, giúp tránh hiểu lầm và đảm bảo yêu cầu được tài liệu hóa đầy đủ. Em nhận xét rằng, việc BA kiêm luôn vai trò kiểm soát chất lượng (QC) là một điểm mạnh, vì họ hiểu rõ nhất yêu cầu ban đầu, giúp giảm lỗi ở giai đoạn sau.</w:t>
-      </w:r>
-    </w:p>
-    <w:p>
-      <w:pPr>
-        <w:pStyle w:val="Doan"/>
-        <w:tabs>
-          <w:tab w:val="left" w:pos="1240"/>
-        </w:tabs>
-        <w:rPr>
-          <w:lang w:val="en-US" w:eastAsia="ja-JP"/>
-        </w:rPr>
-      </w:pPr>
-      <w:r>
-        <w:rPr>
-          <w:lang w:val="en-US" w:eastAsia="ja-JP"/>
-        </w:rPr>
-        <w:t>Tiếp theo, giai đoạn phát triển (Development) được dẫn dắt bởi Team Lead, người thiết kế kiến trúc hệ thống và lựa chọn công nghệ. Chúng em sử dụng Odoo 17 làm nền tảng chính, với Python cho backend logic, XML/OWL cho frontend views, và PostgreSQL cho database. Quy trình thừa kế (inheritance) trong Odoo được áp dụng rộng rãi, ví dụ: kế thừa module hr_recruitment để thêm trường "matching_score" cho việc tính điểm khớp ứng viên. Em tham gia lập trình các sub-tasks như viết API để xử lý CV upload và tích hợp thư viện pyresparser cho parsing. Quy trình này khuyến khích pair-programming với Mentor, giúp em học hỏi nhanh chóng. Mỗi ngày, chúng em có Daily Report và Scrum meeting để cập nhật tiến độ, đảm bảo dự án không lệch hướng. Điểm tích cực là quy trình Git flow nghiêm ngặt (branching model với feature branches, pull requests và code review), giúp quản lý mã nguồn hiệu quả và tránh conflict.</w:t>
+        <w:t>và PostgreSQL cho database. Quy trình thừa kế (inheritance) trong Odoo được áp dụng rộng rãi, ví dụ: kế thừa module hr_recruitment để thêm trường "matching_score" cho việc tính điểm khớp ứng viên. Em tham gia lập trình các sub-tasks như viết API để xử lý CV upload và tích hợp thư viện pyresparser cho parsing. Quy trình này khuyến khích pair-programming với Mentor, giúp em học hỏi nhanh chóng. Mỗi ngày, chúng em có Daily Report và Scrum meeting để cập nhật tiến độ, đảm bảo dự án không lệch hướng. Điểm tích cực là quy trình Git flow nghiêm ngặt (branching model với feature branches, pull requests và code review), giúp quản lý mã nguồn hiệu quả và tránh conflict.</w:t>
       </w:r>
     </w:p>
     <w:p>
@@ -14558,47 +14527,41 @@
         <w:rPr>
           <w:lang w:eastAsia="ja-JP"/>
         </w:rPr>
-        <w:t xml:space="preserve">Trong quá trình thực tập, em gặp phải một số khó khăn liên quan đến độ phức tạp của hệ thống, quy chuẩn khắt khe và tích hợp công nghệ mới. Những vấn đề này </w:t>
-      </w:r>
-      <w:r>
+        <w:t>Trong quá trình thực tập, em gặp phải một số khó khăn liên quan đến độ phức tạp của hệ thống, quy chuẩn khắt khe và tích hợp công nghệ mới. Những vấn đề này không chỉ là thách thức cá nhân mà còn phản ánh đặc thù của môi trường doanh nghiệp so với học thuật.</w:t>
+      </w:r>
+    </w:p>
+    <w:p>
+      <w:pPr>
+        <w:pStyle w:val="Doan"/>
+        <w:tabs>
+          <w:tab w:val="left" w:pos="1240"/>
+        </w:tabs>
         <w:rPr>
           <w:lang w:eastAsia="ja-JP"/>
         </w:rPr>
+      </w:pPr>
+      <w:r>
+        <w:rPr>
+          <w:lang w:eastAsia="ja-JP"/>
+        </w:rPr>
+        <w:t>Thứ nhất, độ phức tạp của hệ thống Odoo và logic nghiệp vụ. Odoo là một ERP đa module, với lượng mã nguồn lớn và các liên kết chặt chẽ giữa các module như HR, Recruitment, Fleet Management và Booking. Ví dụ, khi tùy chỉnh module hr_recruitment để tích hợp Resume Parser, em phải hiểu rõ ORM (Object-Relational Mapping) để định nghĩa model mới mà không phá vỡ inheritance từ module core. Ban đầu, em mất nhiều thời gian để đọc hiểu code hiện tại, đặc biệt với các workflow phức tạp như tự động chuyển stage ứng viên dựa trên matching score. Kinh nghiệm thực tập từ module HR cho thấy, dữ liệu silo (dữ liệu không đồng bộ giữa các module) thường xảy ra nếu không tối ưu, dẫn đến lỗi runtime như deadlock trong PostgreSQL khi xử lý lượng lớn CV.</w:t>
+      </w:r>
+    </w:p>
+    <w:p>
+      <w:pPr>
+        <w:pStyle w:val="Doan"/>
+        <w:tabs>
+          <w:tab w:val="left" w:pos="1240"/>
+        </w:tabs>
+        <w:rPr>
+          <w:lang w:val="en-US" w:eastAsia="ja-JP"/>
+        </w:rPr>
+      </w:pPr>
+      <w:r>
+        <w:rPr>
+          <w:lang w:eastAsia="ja-JP"/>
+        </w:rPr>
         <w:lastRenderedPageBreak/>
-        <w:t>không chỉ là thách thức cá nhân mà còn phản ánh đặc thù của môi trường doanh nghiệp so với học thuật.</w:t>
-      </w:r>
-    </w:p>
-    <w:p>
-      <w:pPr>
-        <w:pStyle w:val="Doan"/>
-        <w:tabs>
-          <w:tab w:val="left" w:pos="1240"/>
-        </w:tabs>
-        <w:rPr>
-          <w:lang w:eastAsia="ja-JP"/>
-        </w:rPr>
-      </w:pPr>
-      <w:r>
-        <w:rPr>
-          <w:lang w:eastAsia="ja-JP"/>
-        </w:rPr>
-        <w:t>Thứ nhất, độ phức tạp của hệ thống Odoo và logic nghiệp vụ. Odoo là một ERP đa module, với lượng mã nguồn lớn và các liên kết chặt chẽ giữa các module như HR, Recruitment, Fleet Management và Booking. Ví dụ, khi tùy chỉnh module hr_recruitment để tích hợp Resume Parser, em phải hiểu rõ ORM (Object-Relational Mapping) để định nghĩa model mới mà không phá vỡ inheritance từ module core. Ban đầu, em mất nhiều thời gian để đọc hiểu code hiện tại, đặc biệt với các workflow phức tạp như tự động chuyển stage ứng viên dựa trên matching score. Kinh nghiệm thực tập từ module HR cho thấy, dữ liệu silo (dữ liệu không đồng bộ giữa các module) thường xảy ra nếu không tối ưu, dẫn đến lỗi runtime như deadlock trong PostgreSQL khi xử lý lượng lớn CV.</w:t>
-      </w:r>
-    </w:p>
-    <w:p>
-      <w:pPr>
-        <w:pStyle w:val="Doan"/>
-        <w:tabs>
-          <w:tab w:val="left" w:pos="1240"/>
-        </w:tabs>
-        <w:rPr>
-          <w:lang w:val="en-US" w:eastAsia="ja-JP"/>
-        </w:rPr>
-      </w:pPr>
-      <w:r>
-        <w:rPr>
-          <w:lang w:eastAsia="ja-JP"/>
-        </w:rPr>
         <w:t xml:space="preserve">Thứ hai, quy chuẩn khắt khe và quy trình chuyên nghiệp. </w:t>
       </w:r>
       <w:r>
@@ -14674,73 +14637,79 @@
         <w:rPr>
           <w:lang w:eastAsia="ja-JP"/>
         </w:rPr>
+        <w:t xml:space="preserve"> </w:t>
+      </w:r>
+      <w:bookmarkStart w:id="67" w:name="_Toc225243664"/>
+      <w:r>
+        <w:rPr>
+          <w:lang w:eastAsia="ja-JP"/>
+        </w:rPr>
+        <w:t>Giải pháp đề xuất</w:t>
+      </w:r>
+      <w:bookmarkEnd w:id="67"/>
+    </w:p>
+    <w:p>
+      <w:pPr>
+        <w:pStyle w:val="Doan"/>
+        <w:tabs>
+          <w:tab w:val="left" w:pos="1240"/>
+        </w:tabs>
+        <w:rPr>
+          <w:lang w:eastAsia="ja-JP"/>
+        </w:rPr>
+      </w:pPr>
+      <w:r>
+        <w:rPr>
+          <w:lang w:eastAsia="ja-JP"/>
+        </w:rPr>
+        <w:t>Để khắc phục các khó khăn trên, em đề xuất các giải pháp cụ thể, khả thi dựa trên kinh nghiệm thực tập và kiến thức từ Odoo documentation.</w:t>
+      </w:r>
+    </w:p>
+    <w:p>
+      <w:pPr>
+        <w:pStyle w:val="Doan"/>
+        <w:tabs>
+          <w:tab w:val="left" w:pos="1240"/>
+        </w:tabs>
+        <w:rPr>
+          <w:lang w:val="en-US" w:eastAsia="ja-JP"/>
+        </w:rPr>
+      </w:pPr>
+      <w:r>
+        <w:rPr>
+          <w:lang w:eastAsia="ja-JP"/>
+        </w:rPr>
+        <w:t xml:space="preserve">Đối với độ phức tạp hệ thống: Tăng cường đào tạo nội bộ cho intern như em, với các session hàng tuần về Odoo architecture (ORM, inheritance). </w:t>
+      </w:r>
+      <w:r>
+        <w:rPr>
+          <w:lang w:val="en-US" w:eastAsia="ja-JP"/>
+        </w:rPr>
+        <w:t>Sử dụng công cụ như Odoo developer mode (--dev=all) để reload nhanh views, giảm thời gian debug. Để tránh dữ liệu silo, triển khai automated actions hoặc cron jobs để đồng bộ dữ liệu giữa module, ví dụ: tự động update employee từ applicant sau onboarding.</w:t>
+      </w:r>
+    </w:p>
+    <w:p>
+      <w:pPr>
+        <w:pStyle w:val="Doan"/>
+        <w:tabs>
+          <w:tab w:val="left" w:pos="1240"/>
+        </w:tabs>
+        <w:rPr>
+          <w:lang w:val="en-US" w:eastAsia="ja-JP"/>
+        </w:rPr>
+      </w:pPr>
+      <w:r>
+        <w:rPr>
+          <w:lang w:val="en-US" w:eastAsia="ja-JP"/>
+        </w:rPr>
+        <w:t xml:space="preserve">Về quy chuẩn khắt khe: Xây dựng template code starter cho intern, với pre-configured Git hooks để tự động check PEP8 trước commit. Mentor có thể tổ chức </w:t>
+      </w:r>
+      <w:r>
+        <w:rPr>
+          <w:lang w:val="en-US" w:eastAsia="ja-JP"/>
+        </w:rPr>
         <w:lastRenderedPageBreak/>
-        <w:t xml:space="preserve"> </w:t>
-      </w:r>
-      <w:bookmarkStart w:id="67" w:name="_Toc225243664"/>
-      <w:r>
-        <w:rPr>
-          <w:lang w:eastAsia="ja-JP"/>
-        </w:rPr>
-        <w:t>Giải pháp đề xuất</w:t>
-      </w:r>
-      <w:bookmarkEnd w:id="67"/>
-    </w:p>
-    <w:p>
-      <w:pPr>
-        <w:pStyle w:val="Doan"/>
-        <w:tabs>
-          <w:tab w:val="left" w:pos="1240"/>
-        </w:tabs>
-        <w:rPr>
-          <w:lang w:eastAsia="ja-JP"/>
-        </w:rPr>
-      </w:pPr>
-      <w:r>
-        <w:rPr>
-          <w:lang w:eastAsia="ja-JP"/>
-        </w:rPr>
-        <w:t>Để khắc phục các khó khăn trên, em đề xuất các giải pháp cụ thể, khả thi dựa trên kinh nghiệm thực tập và kiến thức từ Odoo documentation.</w:t>
-      </w:r>
-    </w:p>
-    <w:p>
-      <w:pPr>
-        <w:pStyle w:val="Doan"/>
-        <w:tabs>
-          <w:tab w:val="left" w:pos="1240"/>
-        </w:tabs>
-        <w:rPr>
-          <w:lang w:val="en-US" w:eastAsia="ja-JP"/>
-        </w:rPr>
-      </w:pPr>
-      <w:r>
-        <w:rPr>
-          <w:lang w:eastAsia="ja-JP"/>
-        </w:rPr>
-        <w:t xml:space="preserve">Đối với độ phức tạp hệ thống: Tăng cường đào tạo nội bộ cho intern như em, với các session hàng tuần về Odoo architecture (ORM, inheritance). </w:t>
-      </w:r>
-      <w:r>
-        <w:rPr>
-          <w:lang w:val="en-US" w:eastAsia="ja-JP"/>
-        </w:rPr>
-        <w:t>Sử dụng công cụ như Odoo developer mode (--dev=all) để reload nhanh views, giảm thời gian debug. Để tránh dữ liệu silo, triển khai automated actions hoặc cron jobs để đồng bộ dữ liệu giữa module, ví dụ: tự động update employee từ applicant sau onboarding.</w:t>
-      </w:r>
-    </w:p>
-    <w:p>
-      <w:pPr>
-        <w:pStyle w:val="Doan"/>
-        <w:tabs>
-          <w:tab w:val="left" w:pos="1240"/>
-        </w:tabs>
-        <w:rPr>
-          <w:lang w:val="en-US" w:eastAsia="ja-JP"/>
-        </w:rPr>
-      </w:pPr>
-      <w:r>
-        <w:rPr>
-          <w:lang w:val="en-US" w:eastAsia="ja-JP"/>
-        </w:rPr>
-        <w:t>Về quy chuẩn khắt khe: Xây dựng template code starter cho intern, với pre-configured Git hooks để tự động check PEP8 trước commit. Mentor có thể tổ chức pair-review sessions thay vì chỉ reject, giúp học hỏi nhanh hơn. Đối với Docker setup, cung cấp script one-click deploy để intern dễ dàng replicate môi trường.</w:t>
+        <w:t>pair-review sessions thay vì chỉ reject, giúp học hỏi nhanh hơn. Đối với Docker setup, cung cấp script one-click deploy để intern dễ dàng replicate môi trường.</w:t>
       </w:r>
     </w:p>
     <w:p>
@@ -14857,64 +14826,58 @@
         <w:rPr>
           <w:lang w:val="en-US" w:eastAsia="ja-JP"/>
         </w:rPr>
-        <w:t xml:space="preserve">Thực tế, em dùng search() và create() để thao tác dữ liệu applicant, giúp hiểu rõ ACID properties trong transaction lớn. Tuy </w:t>
-      </w:r>
-      <w:r>
+        <w:t>Thực tế, em dùng search() và create() để thao tác dữ liệu applicant, giúp hiểu rõ ACID properties trong transaction lớn. Tuy nhiên, thực tế đòi hỏi xử lý exception và optimization (indexing) mà lý thuyết ít nhấn mạnh.</w:t>
+      </w:r>
+    </w:p>
+    <w:p>
+      <w:pPr>
+        <w:pStyle w:val="Doan"/>
+        <w:tabs>
+          <w:tab w:val="left" w:pos="1240"/>
+        </w:tabs>
         <w:rPr>
           <w:lang w:val="en-US" w:eastAsia="ja-JP"/>
         </w:rPr>
+      </w:pPr>
+      <w:r>
+        <w:rPr>
+          <w:lang w:val="en-US" w:eastAsia="ja-JP"/>
+        </w:rPr>
+        <w:t>Về phân tích vấn đề (CLO2): Lý thuyết thuật toán giúp phân tích yêu cầu, như dùng cosine similarity (từ môn Machine Learning cơ bản) cho matching score trong Resume Parser. Thực tế phức tạp hơn, với dữ liệu noisy (CV không chuẩn), đòi hỏi hybrid approach (rule-based + ML), khác với bài tập lý thuyết sạch sẽ.</w:t>
+      </w:r>
+    </w:p>
+    <w:p>
+      <w:pPr>
+        <w:pStyle w:val="Doan"/>
+        <w:tabs>
+          <w:tab w:val="left" w:pos="1240"/>
+        </w:tabs>
+        <w:rPr>
+          <w:lang w:val="en-US" w:eastAsia="ja-JP"/>
+        </w:rPr>
+      </w:pPr>
+      <w:r>
+        <w:rPr>
+          <w:lang w:val="en-US" w:eastAsia="ja-JP"/>
+        </w:rPr>
+        <w:t>Về giao tiếp và làm việc nhóm (CLO3, CLO5): Lý thuyết từ môn Kỹ năng mềm nhấn mạnh teamwork, nhưng thực tế qua Scrum và Git merge dạy em giải quyết conflict thực sự, như merge code mà không break build.</w:t>
+      </w:r>
+    </w:p>
+    <w:p>
+      <w:pPr>
+        <w:pStyle w:val="Doan"/>
+        <w:tabs>
+          <w:tab w:val="left" w:pos="1240"/>
+        </w:tabs>
+        <w:rPr>
+          <w:lang w:val="en-US" w:eastAsia="ja-JP"/>
+        </w:rPr>
+      </w:pPr>
+      <w:r>
+        <w:rPr>
+          <w:lang w:val="en-US" w:eastAsia="ja-JP"/>
+        </w:rPr>
         <w:lastRenderedPageBreak/>
-        <w:t>nhiên, thực tế đòi hỏi xử lý exception và optimization (indexing) mà lý thuyết ít nhấn mạnh.</w:t>
-      </w:r>
-    </w:p>
-    <w:p>
-      <w:pPr>
-        <w:pStyle w:val="Doan"/>
-        <w:tabs>
-          <w:tab w:val="left" w:pos="1240"/>
-        </w:tabs>
-        <w:rPr>
-          <w:lang w:val="en-US" w:eastAsia="ja-JP"/>
-        </w:rPr>
-      </w:pPr>
-      <w:r>
-        <w:rPr>
-          <w:lang w:val="en-US" w:eastAsia="ja-JP"/>
-        </w:rPr>
-        <w:t>Về phân tích vấn đề (CLO2): Lý thuyết thuật toán giúp phân tích yêu cầu, như dùng cosine similarity (từ môn Machine Learning cơ bản) cho matching score trong Resume Parser. Thực tế phức tạp hơn, với dữ liệu noisy (CV không chuẩn), đòi hỏi hybrid approach (rule-based + ML), khác với bài tập lý thuyết sạch sẽ.</w:t>
-      </w:r>
-    </w:p>
-    <w:p>
-      <w:pPr>
-        <w:pStyle w:val="Doan"/>
-        <w:tabs>
-          <w:tab w:val="left" w:pos="1240"/>
-        </w:tabs>
-        <w:rPr>
-          <w:lang w:val="en-US" w:eastAsia="ja-JP"/>
-        </w:rPr>
-      </w:pPr>
-      <w:r>
-        <w:rPr>
-          <w:lang w:val="en-US" w:eastAsia="ja-JP"/>
-        </w:rPr>
-        <w:t>Về giao tiếp và làm việc nhóm (CLO3, CLO5): Lý thuyết từ môn Kỹ năng mềm nhấn mạnh teamwork, nhưng thực tế qua Scrum và Git merge dạy em giải quyết conflict thực sự, như merge code mà không break build.</w:t>
-      </w:r>
-    </w:p>
-    <w:p>
-      <w:pPr>
-        <w:pStyle w:val="Doan"/>
-        <w:tabs>
-          <w:tab w:val="left" w:pos="1240"/>
-        </w:tabs>
-        <w:rPr>
-          <w:lang w:val="en-US" w:eastAsia="ja-JP"/>
-        </w:rPr>
-      </w:pPr>
-      <w:r>
-        <w:rPr>
-          <w:lang w:val="en-US" w:eastAsia="ja-JP"/>
-        </w:rPr>
         <w:t>Về công cụ (CLO6): Lý thuyết Docker và Git ở môn Hệ thống được áp dụng, nhưng thực tế tích hợp với Odoo (PyCharm plugin) cho thấy nhu cầu continuous integration (CI/CD) mà trường ít dạy.</w:t>
       </w:r>
     </w:p>
@@ -15054,43 +15017,46 @@
         <w:rPr>
           <w:lang w:val="en-US" w:eastAsia="ja-JP"/>
         </w:rPr>
+        <w:t>Các kiến nghị này khả thi, dựa trên nguồn mở, và có thể triển khai trong 1-3 tháng, giúp THG DX cạnh tranh hơn trong thị trường chuyển đổi số Việt Nam.</w:t>
+      </w:r>
+    </w:p>
+    <w:p>
+      <w:pPr>
+        <w:pStyle w:val="Doan"/>
+        <w:tabs>
+          <w:tab w:val="left" w:pos="1240"/>
+        </w:tabs>
+        <w:rPr>
+          <w:lang w:val="en-US" w:eastAsia="ja-JP"/>
+        </w:rPr>
+      </w:pPr>
+      <w:r>
+        <w:rPr>
+          <w:lang w:val="en-US" w:eastAsia="ja-JP"/>
+        </w:rPr>
+        <w:t>Tóm lại, phần thực tập này không chỉ giúp em đánh giá cao quy trình tại THG DX mà còn đề xuất các cải tiến thực tiễn, góp phần vào sự phát triển cá nhân và công ty.</w:t>
+      </w:r>
+    </w:p>
+    <w:p>
+      <w:pPr>
+        <w:pStyle w:val="Cap0"/>
+      </w:pPr>
+      <w:bookmarkStart w:id="70" w:name="_Toc225243667"/>
+      <w:r>
+        <w:t>Phần 5: Tự nhận xét và định hướng nghề nghiệp cá nhân</w:t>
+      </w:r>
+      <w:bookmarkEnd w:id="70"/>
+    </w:p>
+    <w:p>
+      <w:pPr>
+        <w:pStyle w:val="Doan"/>
+      </w:pPr>
+      <w:r>
+        <w:t xml:space="preserve">Qua kỳ thực tập tốt nghiệp tại Công ty Cổ phần Giải pháp Chuyển đổi số THG (THG DX), em đã có cơ hội áp dụng kiến thức lý thuyết vào thực tiễn, đồng thời tự </w:t>
+      </w:r>
+      <w:r>
         <w:lastRenderedPageBreak/>
-        <w:t>Các kiến nghị này khả thi, dựa trên nguồn mở, và có thể triển khai trong 1-3 tháng, giúp THG DX cạnh tranh hơn trong thị trường chuyển đổi số Việt Nam.</w:t>
-      </w:r>
-    </w:p>
-    <w:p>
-      <w:pPr>
-        <w:pStyle w:val="Doan"/>
-        <w:tabs>
-          <w:tab w:val="left" w:pos="1240"/>
-        </w:tabs>
-        <w:rPr>
-          <w:lang w:val="en-US" w:eastAsia="ja-JP"/>
-        </w:rPr>
-      </w:pPr>
-      <w:r>
-        <w:rPr>
-          <w:lang w:val="en-US" w:eastAsia="ja-JP"/>
-        </w:rPr>
-        <w:t>Tóm lại, phần thực tập này không chỉ giúp em đánh giá cao quy trình tại THG DX mà còn đề xuất các cải tiến thực tiễn, góp phần vào sự phát triển cá nhân và công ty.</w:t>
-      </w:r>
-    </w:p>
-    <w:p>
-      <w:pPr>
-        <w:pStyle w:val="Cap0"/>
-      </w:pPr>
-      <w:bookmarkStart w:id="70" w:name="_Toc225243667"/>
-      <w:r>
-        <w:t>Phần 5: Tự nhận xét và định hướng nghề nghiệp cá nhân</w:t>
-      </w:r>
-      <w:bookmarkEnd w:id="70"/>
-    </w:p>
-    <w:p>
-      <w:pPr>
-        <w:pStyle w:val="Doan"/>
-      </w:pPr>
-      <w:r>
-        <w:t>Qua kỳ thực tập tốt nghiệp tại Công ty Cổ phần Giải pháp Chuyển đổi số THG (THG DX), em đã có cơ hội áp dụng kiến thức lý thuyết vào thực tiễn, đồng thời tự đánh giá bản thân một cách khách quan hơn. Là sinh viên năm cuối chuyên ngành Khoa học máy tính tại Trường Đại học Xây dựng Hà Nội, vị trí thực tập sinh phát triển phần mềm (Intern Developer) đã giúp em tiếp xúc với môi trường chuyên nghiệp, từ quy trình Agile/Scrum đến các công nghệ cụ thể như Odoo, Python, PostgreSQL và tích hợp AI trong module Quản trị Nhân sự &amp; Tuyển dụng (HR &amp; Recruitment). Phần này sẽ tập trung tự nhận xét về năng lực bản thân, bao gồm các điểm mạnh và điểm yếu được rút ra từ trải nghiệm thực tế, cũng như định hướng nghề nghiệp cá nhân trong tương lai. Em sẽ phân tích chi tiết dựa trên các Course Learning Outcomes (CLO) đã đề ra trong kế hoạch thực tập, nhằm làm rõ sự tiến bộ và những lĩnh vực cần cải thiện để phù hợp với mục tiêu lập thân, lập nghiệp trong lĩnh vực công nghệ thông tin.</w:t>
+        <w:t>đánh giá bản thân một cách khách quan hơn. Là sinh viên năm cuối chuyên ngành Khoa học máy tính tại Trường Đại học Xây dựng Hà Nội, vị trí thực tập sinh phát triển phần mềm (Intern Developer) đã giúp em tiếp xúc với môi trường chuyên nghiệp, từ quy trình Agile/Scrum đến các công nghệ cụ thể như Odoo, Python, PostgreSQL và tích hợp AI trong module Quản trị Nhân sự &amp; Tuyển dụng (HR &amp; Recruitment). Phần này sẽ tập trung tự nhận xét về năng lực bản thân, bao gồm các điểm mạnh và điểm yếu được rút ra từ trải nghiệm thực tế, cũng như định hướng nghề nghiệp cá nhân trong tương lai. Em sẽ phân tích chi tiết dựa trên các Course Learning Outcomes (CLO) đã đề ra trong kế hoạch thực tập, nhằm làm rõ sự tiến bộ và những lĩnh vực cần cải thiện để phù hợp với mục tiêu lập thân, lập nghiệp trong lĩnh vực công nghệ thông tin.</w:t>
       </w:r>
     </w:p>
     <w:p>
@@ -15135,11 +15101,11 @@
         <w:pStyle w:val="Doan"/>
       </w:pPr>
       <w:r>
-        <w:t xml:space="preserve">Một trong những điểm mạnh nổi bật của em là khả năng học hỏi nhanh chóng và thích nghi với môi trường mới, đặc biệt trong việc áp dụng kiến thức chuyên môn (CLO1). Với nền tảng vững chắc từ trường đại học về lập trình Python, JavaScript, </w:t>
+        <w:t xml:space="preserve">Một trong những điểm mạnh nổi bật của em là khả năng học hỏi nhanh chóng và thích nghi với môi trường mới, đặc biệt trong việc áp dụng kiến thức chuyên môn (CLO1). Với nền tảng vững chắc từ trường đại học về lập trình Python, JavaScript, cấu trúc dữ liệu và cơ sở dữ liệu, em đã nhanh chóng nắm bắt kiến trúc đa tầng của Odoo (Multi-tier Architecture), bao gồm tầng Presentation (XML/JS cho views), Business Logic (Python cho logic nghiệp vụ) và Data Layer (PostgreSQL). Ví dụ, trong tuần thứ hai, em đã thực hành thành công việc thừa kế module hr_recruitment để thêm trường tùy chỉnh như "matching_score" và tích hợp thư viện pyresparser cho việc phân tích CV tự động. Điều này không chỉ giúp hoàn thành task đúng hạn mà còn nhận được phản hồi tích cực từ Mentor, vì em có thể tự đề xuất giải pháp kỹ thuật đơn giản như sử dụng cosine similarity để tính điểm khớp giữa CV và yêu cầu công việc. Khả năng này xuất phát từ tinh thần chuẩn bị kỹ lưỡng trước thực tập, như ôn </w:t>
       </w:r>
       <w:r>
         <w:lastRenderedPageBreak/>
-        <w:t>cấu trúc dữ liệu và cơ sở dữ liệu, em đã nhanh chóng nắm bắt kiến trúc đa tầng của Odoo (Multi-tier Architecture), bao gồm tầng Presentation (XML/JS cho views), Business Logic (Python cho logic nghiệp vụ) và Data Layer (PostgreSQL). Ví dụ, trong tuần thứ hai, em đã thực hành thành công việc thừa kế module hr_recruitment để thêm trường tùy chỉnh như "matching_score" và tích hợp thư viện pyresparser cho việc phân tích CV tự động. Điều này không chỉ giúp hoàn thành task đúng hạn mà còn nhận được phản hồi tích cực từ Mentor, vì em có thể tự đề xuất giải pháp kỹ thuật đơn giản như sử dụng cosine similarity để tính điểm khớp giữa CV và yêu cầu công việc. Khả năng này xuất phát từ tinh thần chuẩn bị kỹ lưỡng trước thực tập, như ôn tập ORM và inheritance mechanisms, giúp em giảm thời gian đọc hiểu code hiện tại từ vài ngày xuống chỉ vài giờ.</w:t>
+        <w:t>tập ORM và inheritance mechanisms, giúp em giảm thời gian đọc hiểu code hiện tại từ vài ngày xuống chỉ vài giờ.</w:t>
       </w:r>
     </w:p>
     <w:p>
@@ -15155,11 +15121,7 @@
         <w:pStyle w:val="Doan"/>
       </w:pPr>
       <w:r>
-        <w:t xml:space="preserve">Thứ ba, kỹ năng làm việc nhóm và giao tiếp (CLO3 và CLO5) là điểm mạnh mà em đã phát huy tốt. Làm việc trong team 3 người theo mô hình Mentorship, em luôn chủ động tham gia Daily Report và Scrum meetings, báo cáo tiến độ một cách rõ ràng và lắng nghe phản hồi từ Team Lead. Ví dụ, khi phối hợp với BA để xây dựng test cases cho functional testing, em đã trình bày ý tưởng tích hợp automated actions (gửi email nhắc lịch) qua slide đơn giản, giúp team thống nhất nhanh chóng. Thái độ nhiệt tình, hòa nhã và ý thức tuân thủ nội quy công ty (như đúng giờ, lắng nghe hướng dẫn) đã giúp em tạo mối quan hệ tốt với đồng nghiệp, đồng thời học hỏi từ các anh chị có hơn 15 năm kinh nghiệm. Điều này phù hợp với triết lý "Customer Centric" </w:t>
-      </w:r>
-      <w:r>
-        <w:lastRenderedPageBreak/>
-        <w:t>của THG DX, nơi em học được cách lấy khách hàng làm trung tâm để đề xuất giải pháp.</w:t>
+        <w:t>Thứ ba, kỹ năng làm việc nhóm và giao tiếp (CLO3 và CLO5) là điểm mạnh mà em đã phát huy tốt. Làm việc trong team 3 người theo mô hình Mentorship, em luôn chủ động tham gia Daily Report và Scrum meetings, báo cáo tiến độ một cách rõ ràng và lắng nghe phản hồi từ Team Lead. Ví dụ, khi phối hợp với BA để xây dựng test cases cho functional testing, em đã trình bày ý tưởng tích hợp automated actions (gửi email nhắc lịch) qua slide đơn giản, giúp team thống nhất nhanh chóng. Thái độ nhiệt tình, hòa nhã và ý thức tuân thủ nội quy công ty (như đúng giờ, lắng nghe hướng dẫn) đã giúp em tạo mối quan hệ tốt với đồng nghiệp, đồng thời học hỏi từ các anh chị có hơn 15 năm kinh nghiệm. Điều này phù hợp với triết lý "Customer Centric" của THG DX, nơi em học được cách lấy khách hàng làm trung tâm để đề xuất giải pháp.</w:t>
       </w:r>
     </w:p>
     <w:p>
@@ -15180,6 +15142,7 @@
       </w:pPr>
       <w:bookmarkStart w:id="73" w:name="_Toc225243670"/>
       <w:r>
+        <w:lastRenderedPageBreak/>
         <w:t>Điểm yếu</w:t>
       </w:r>
       <w:bookmarkEnd w:id="73"/>
@@ -15213,7 +15176,6 @@
         <w:pStyle w:val="Doan"/>
       </w:pPr>
       <w:r>
-        <w:lastRenderedPageBreak/>
         <w:t>Tổng thể, các điểm yếu này chủ yếu do thiếu kinh nghiệm thực tiễn, nhưng qua thực tập, em đã cải thiện đáng kể, ví dụ từ việc hoàn thành prototype module Recruitment đúng hạn.</w:t>
       </w:r>
     </w:p>
@@ -15236,7 +15198,11 @@
         <w:pStyle w:val="Doan"/>
       </w:pPr>
       <w:r>
-        <w:t>Dựa trên tự nhận xét trên, em đề ra kế hoạch dài hạn để phát triển bản thân, nhằm đạt được vị trí kỹ sư phần mềm chuyên sâu trong lĩnh vực chuyển đổi số, đặc biệt ERP và AI tích hợp. Kế hoạch này được chia thành các giai đoạn ngắn hạn (1-2 năm), trung hạn (3-5 năm) và dài hạn (trên 5 năm), tập trung vào học tập, nghiên cứu và làm việc, phù hợp với định hướng "học để lập thân, lập nghiệp" mà em đã xác định từ đầu thực tập.</w:t>
+        <w:t xml:space="preserve">Dựa trên tự nhận xét trên, em đề ra kế hoạch dài hạn để phát triển bản thân, nhằm đạt được vị trí kỹ sư phần mềm chuyên sâu trong lĩnh vực chuyển đổi số, đặc biệt ERP và AI tích hợp. Kế hoạch này được chia thành các giai đoạn ngắn hạn (1-2 năm), trung hạn (3-5 năm) và dài hạn (trên 5 năm), tập trung vào học tập, nghiên cứu </w:t>
+      </w:r>
+      <w:r>
+        <w:lastRenderedPageBreak/>
+        <w:t>và làm việc, phù hợp với định hướng "học để lập thân, lập nghiệp" mà em đã xác định từ đầu thực tập.</w:t>
       </w:r>
     </w:p>
     <w:p>
@@ -15304,27 +15270,27 @@
         <w:pStyle w:val="Doan"/>
       </w:pPr>
       <w:r>
-        <w:t xml:space="preserve">Giai đoạn này hướng đến chuyên sâu và lãnh đạo. Về học tập, em sẽ theo đuổi thạc sĩ Khoa học máy tính tại Đại học Bách Khoa Hà Nội hoặc chương trình trực tuyến từ MIT, tập trung vào AI và Big Data. Em đặt mục tiêu học thêm các công nghệ </w:t>
+        <w:t>Giai đoạn này hướng đến chuyên sâu và lãnh đạo. Về học tập, em sẽ theo đuổi thạc sĩ Khoa học máy tính tại Đại học Bách Khoa Hà Nội hoặc chương trình trực tuyến từ MIT, tập trung vào AI và Big Data. Em đặt mục tiêu học thêm các công nghệ như Docker Kubernetes cho scaling, và TensorFlow cho ML nâng cao, để áp dụng vào các hệ thống ERP thông minh và phân tích dữ liệu nhân sự quy mô lớn.</w:t>
+      </w:r>
+    </w:p>
+    <w:p>
+      <w:pPr>
+        <w:pStyle w:val="Doan"/>
+      </w:pPr>
+      <w:r>
+        <w:t>Về nghiên cứu, em sẽ tham gia các dự án R&amp;D tại công ty, như phát triển giải pháp ERP chuyên biệt cho Bất động sản, và công bố ít nhất 3 bài báo trên tạp chí quốc tế (ví dụ: IEEE Transactions on Software Engineering). Em cũng dự định hợp tác với trường đại học để hướng dẫn sinh viên thực tập, chia sẻ kinh nghiệm từ THG DX.</w:t>
+      </w:r>
+    </w:p>
+    <w:p>
+      <w:pPr>
+        <w:pStyle w:val="Doan"/>
+      </w:pPr>
+      <w:r>
+        <w:t xml:space="preserve">Về làm việc, em nhắm đến vị trí Senior Developer hoặc Team Lead, với trách nhiệm thiết kế kiến trúc hệ thống và mentor junior. Em sẽ chuyển sang các công ty </w:t>
       </w:r>
       <w:r>
         <w:lastRenderedPageBreak/>
-        <w:t>như Docker Kubernetes cho scaling, và TensorFlow cho ML nâng cao, để áp dụng vào các hệ thống ERP thông minh và phân tích dữ liệu nhân sự quy mô lớn.</w:t>
-      </w:r>
-    </w:p>
-    <w:p>
-      <w:pPr>
-        <w:pStyle w:val="Doan"/>
-      </w:pPr>
-      <w:r>
-        <w:t>Về nghiên cứu, em sẽ tham gia các dự án R&amp;D tại công ty, như phát triển giải pháp ERP chuyên biệt cho Bất động sản, và công bố ít nhất 3 bài báo trên tạp chí quốc tế (ví dụ: IEEE Transactions on Software Engineering). Em cũng dự định hợp tác với trường đại học để hướng dẫn sinh viên thực tập, chia sẻ kinh nghiệm từ THG DX.</w:t>
-      </w:r>
-    </w:p>
-    <w:p>
-      <w:pPr>
-        <w:pStyle w:val="Doan"/>
-      </w:pPr>
-      <w:r>
-        <w:t>Về làm việc, em nhắm đến vị trí Senior Developer hoặc Team Lead, với trách nhiệm thiết kế kiến trúc hệ thống và mentor junior. Em sẽ chuyển sang các công ty lớn hơn như FPT Software hoặc VNG, tập trung vào dự án quốc tế để mở rộng kinh nghiệm. Mục tiêu là đạt mức lương 30-50 triệu VND/tháng và dẫn dắt ít nhất một dự án lớn.</w:t>
+        <w:t>lớn hơn như FPT Software hoặc VNG, tập trung vào dự án quốc tế để mở rộng kinh nghiệm. Mục tiêu là đạt mức lương 30-50 triệu VND/tháng và dẫn dắt ít nhất một dự án lớn.</w:t>
       </w:r>
     </w:p>
     <w:p>
@@ -15376,11 +15342,7 @@
         <w:pStyle w:val="Doan"/>
       </w:pPr>
       <w:r>
-        <w:t xml:space="preserve">Kỳ thực tập tốt nghiệp tại Công ty Cổ phần Giải pháp Chuyển đổi số THG (THG DX) đã khép lại, đánh dấu một giai đoạn quan trọng trong hành trình học tập và rèn luyện của em – một sinh viên chuyên ngành Khoa học máy tính, lớp 66KSCS, Trường Đại học Xây dựng Hà Nội. Qua hơn 10 tuần tham gia thực tế với vị trí Thực tập sinh phát triển phần mềm (Intern Developer), em đã có cơ hội tiếp xúc sâu sắc với môi trường làm việc chuyên nghiệp, quy trình phát triển phần mềm theo mô hình Agile/Scrum, và các công nghệ hiện đại như nền tảng Odoo ERP phiên bản 17, </w:t>
-      </w:r>
-      <w:r>
-        <w:lastRenderedPageBreak/>
-        <w:t>Python, PostgreSQL, ORM, cơ chế thừa kế module, cùng tích hợp AI cơ bản qua Resume Parser trong module Quản trị Nhân sự &amp; Tuyển dụng (HR &amp; Recruitment). Phần kết luận này sẽ tổng kết toàn bộ nội dung thực tập, rút ra những bài học kinh nghiệm quý báu từ quá trình trải nghiệm, đồng thời đưa ra các kiến nghị cụ thể, chân thành đối với Nhà trường và Đơn vị hướng dẫn (ĐVHD) nhằm góp phần nâng cao chất lượng chương trình thực tập tốt nghiệp trong tương lai, đặc biệt trong lĩnh vực Công nghệ thông tin – một ngành đang phát triển mạnh mẽ tại Việt Nam.</w:t>
+        <w:t>Kỳ thực tập tốt nghiệp tại Công ty Cổ phần Giải pháp Chuyển đổi số THG (THG DX) đã khép lại, đánh dấu một giai đoạn quan trọng trong hành trình học tập và rèn luyện của em – một sinh viên chuyên ngành Khoa học máy tính, lớp 66KSCS, Trường Đại học Xây dựng Hà Nội. Qua hơn 10 tuần tham gia thực tế với vị trí Thực tập sinh phát triển phần mềm (Intern Developer), em đã có cơ hội tiếp xúc sâu sắc với môi trường làm việc chuyên nghiệp, quy trình phát triển phần mềm theo mô hình Agile/Scrum, và các công nghệ hiện đại như nền tảng Odoo ERP phiên bản 17, Python, PostgreSQL, ORM, cơ chế thừa kế module, cùng tích hợp AI cơ bản qua Resume Parser trong module Quản trị Nhân sự &amp; Tuyển dụng (HR &amp; Recruitment). Phần kết luận này sẽ tổng kết toàn bộ nội dung thực tập, rút ra những bài học kinh nghiệm quý báu từ quá trình trải nghiệm, đồng thời đưa ra các kiến nghị cụ thể, chân thành đối với Nhà trường và Đơn vị hướng dẫn (ĐVHD) nhằm góp phần nâng cao chất lượng chương trình thực tập tốt nghiệp trong tương lai, đặc biệt trong lĩnh vực Công nghệ thông tin – một ngành đang phát triển mạnh mẽ tại Việt Nam.</w:t>
       </w:r>
     </w:p>
     <w:p>
@@ -15393,6 +15355,7 @@
       </w:pPr>
       <w:bookmarkStart w:id="79" w:name="_Toc225243676"/>
       <w:r>
+        <w:lastRenderedPageBreak/>
         <w:t>Tổng kết nội dung thực tập và rút ra bài học kinh nghiệm</w:t>
       </w:r>
       <w:bookmarkEnd w:id="79"/>
@@ -15435,18 +15398,18 @@
         <w:rPr>
           <w:rStyle w:val="Strong"/>
         </w:rPr>
+        <w:t>Về kỹ năng và thái độ</w:t>
+      </w:r>
+      <w:r>
+        <w:t>: Em đã hòa nhập tốt với văn hóa doanh nghiệp, tuân thủ nội quy, tham gia Daily Report và Scrum meetings, phối hợp chặt chẽ với BA, Developer, và PM. Thái độ nhiệt tình, khiêm tốn học hỏi từ Mentor, và ý thức bảo mật dữ liệu (tuân thủ Luật An ninh Mạng) đã được duy trì xuyên suốt. Từ tinh thần chuẩn bị tư tưởng và kiến thức trước thực tập, em đã vượt qua lo lắng ban đầu để tự tin tham gia dự án thực tế.</w:t>
+      </w:r>
+    </w:p>
+    <w:p>
+      <w:pPr>
+        <w:pStyle w:val="Doan"/>
+      </w:pPr>
+      <w:r>
         <w:lastRenderedPageBreak/>
-        <w:t>Về kỹ năng và thái độ</w:t>
-      </w:r>
-      <w:r>
-        <w:t>: Em đã hòa nhập tốt với văn hóa doanh nghiệp, tuân thủ nội quy, tham gia Daily Report và Scrum meetings, phối hợp chặt chẽ với BA, Developer, và PM. Thái độ nhiệt tình, khiêm tốn học hỏi từ Mentor, và ý thức bảo mật dữ liệu (tuân thủ Luật An ninh Mạng) đã được duy trì xuyên suốt. Từ tinh thần chuẩn bị tư tưởng và kiến thức trước thực tập, em đã vượt qua lo lắng ban đầu để tự tin tham gia dự án thực tế.</w:t>
-      </w:r>
-    </w:p>
-    <w:p>
-      <w:pPr>
-        <w:pStyle w:val="Doan"/>
-      </w:pPr>
-      <w:r>
         <w:t xml:space="preserve">Qua toàn bộ quá trình, em rút ra những </w:t>
       </w:r>
       <w:r>
@@ -15534,11 +15497,7 @@
         <w:pStyle w:val="Doan"/>
       </w:pPr>
       <w:r>
-        <w:t xml:space="preserve">Tổng thể, kỳ thực tập không chỉ giúp em hoàn thành CLO (áp dụng kiến thức, phân tích vấn đề, làm việc nhóm, sử dụng công cụ) mà còn định hình rõ nét định </w:t>
-      </w:r>
-      <w:r>
-        <w:lastRenderedPageBreak/>
-        <w:t>hướng nghề nghiệp: trở thành kỹ sư phần mềm chuyên sâu ERP/AI, đóng góp cho chuyển đổi số Việt Nam.</w:t>
+        <w:t>Tổng thể, kỳ thực tập không chỉ giúp em hoàn thành CLO (áp dụng kiến thức, phân tích vấn đề, làm việc nhóm, sử dụng công cụ) mà còn định hình rõ nét định hướng nghề nghiệp: trở thành kỹ sư phần mềm chuyên sâu ERP/AI, đóng góp cho chuyển đổi số Việt Nam.</w:t>
       </w:r>
     </w:p>
     <w:p>
@@ -15560,6 +15519,7 @@
         <w:pStyle w:val="Doan"/>
       </w:pPr>
       <w:r>
+        <w:lastRenderedPageBreak/>
         <w:t>Dựa trên trải nghiệm cá nhân và so sánh với các chương trình thực tập CNTT tại Việt Nam, em xin đưa ra một số kiến nghị chân thành, nhằm nâng cao chất lượng thực tập tốt nghiệp, giúp sinh viên Khoa Công nghệ Thông tin – Trường Đại học Xây dựng Hà Nội sẵn sàng hơn cho thị trường lao động.</w:t>
       </w:r>
     </w:p>
@@ -15663,35 +15623,35 @@
         <w:rPr>
           <w:rStyle w:val="Strong"/>
         </w:rPr>
+        <w:t>Tăng cơ hội tham gia dự án thực tế và AI nâng cao</w:t>
+      </w:r>
+      <w:r>
+        <w:t>: Intern thường làm task nhỏ; kiến nghị giao thêm task tích hợp AI (BERT cho parsing CV) hoặc dashboard BI để rèn luyện sâu hơn.</w:t>
+      </w:r>
+    </w:p>
+    <w:p>
+      <w:pPr>
+        <w:pStyle w:val="Doan"/>
+      </w:pPr>
+      <w:r>
+        <w:rPr>
+          <w:rStyle w:val="Strong"/>
+        </w:rPr>
+        <w:t>Hỗ trợ mentor và feedback liên tục</w:t>
+      </w:r>
+      <w:r>
+        <w:t>: Mentor đã tận tình, nhưng có thể tổ chức weekly 1:1 review để intern tự tin hơn.</w:t>
+      </w:r>
+    </w:p>
+    <w:p>
+      <w:pPr>
+        <w:pStyle w:val="Doan"/>
+      </w:pPr>
+      <w:r>
+        <w:rPr>
+          <w:rStyle w:val="Strong"/>
+        </w:rPr>
         <w:lastRenderedPageBreak/>
-        <w:t>Tăng cơ hội tham gia dự án thực tế và AI nâng cao</w:t>
-      </w:r>
-      <w:r>
-        <w:t>: Intern thường làm task nhỏ; kiến nghị giao thêm task tích hợp AI (BERT cho parsing CV) hoặc dashboard BI để rèn luyện sâu hơn.</w:t>
-      </w:r>
-    </w:p>
-    <w:p>
-      <w:pPr>
-        <w:pStyle w:val="Doan"/>
-      </w:pPr>
-      <w:r>
-        <w:rPr>
-          <w:rStyle w:val="Strong"/>
-        </w:rPr>
-        <w:t>Hỗ trợ mentor và feedback liên tục</w:t>
-      </w:r>
-      <w:r>
-        <w:t>: Mentor đã tận tình, nhưng có thể tổ chức weekly 1:1 review để intern tự tin hơn.</w:t>
-      </w:r>
-    </w:p>
-    <w:p>
-      <w:pPr>
-        <w:pStyle w:val="Doan"/>
-      </w:pPr>
-      <w:r>
-        <w:rPr>
-          <w:rStyle w:val="Strong"/>
-        </w:rPr>
         <w:t>Mở rộng hợp tác với trường đại học</w:t>
       </w:r>
       <w:r>
@@ -15980,7 +15940,7 @@
       </w:pPr>
     </w:p>
     <w:sectPr>
-      <w:footerReference w:type="default" r:id="rId21"/>
+      <w:footerReference w:type="default" r:id="rId20"/>
       <w:pgSz w:w="11907" w:h="18711" w:code="60"/>
       <w:pgMar w:top="1701" w:right="1134" w:bottom="1701" w:left="1985" w:header="720" w:footer="486" w:gutter="0"/>
       <w:pgNumType w:start="1"/>
